--- a/TS Jatai Ghanam Project/TS 4.3/TS 4.3 Jatai Sanskrit Corrections.docx
+++ b/TS Jatai Ghanam Project/TS 4.3/TS 4.3 Jatai Sanskrit Corrections.docx
@@ -1,7 +1,1941 @@
 
 <file path=word/document.xml><?xml version="1.0" encoding="utf-8"?>
-<w:document xmlns:wpc="http://schemas.microsoft.com/office/word/2010/wordprocessingCanvas" xmlns:cx="http://schemas.microsoft.com/office/drawing/2014/chartex" xmlns:cx1="http://schemas.microsoft.com/office/drawing/2015/9/8/chartex" xmlns:cx2="http://schemas.microsoft.com/office/drawing/2015/10/21/chartex" xmlns:cx3="http://schemas.microsoft.com/office/drawing/2016/5/9/chartex" xmlns:cx4="http://schemas.microsoft.com/office/drawing/2016/5/10/chartex" xmlns:cx5="http://schemas.microsoft.com/office/drawing/2016/5/11/chartex" xmlns:cx6="http://schemas.microsoft.com/office/drawing/2016/5/12/chartex" xmlns:cx7="http://schemas.microsoft.com/office/drawing/2016/5/13/chartex" xmlns:cx8="http://schemas.microsoft.com/office/drawing/2016/5/14/chartex" xmlns:mc="http://schemas.openxmlformats.org/markup-compatibility/2006" xmlns:aink="http://schemas.microsoft.com/office/drawing/2016/ink" xmlns:am3d="http://schemas.microsoft.com/office/drawing/2017/model3d" xmlns:o="urn:schemas-microsoft-com:office:office" xmlns:oel="http://schemas.microsoft.com/office/2019/extlst" xmlns:r="http://schemas.openxmlformats.org/officeDocument/2006/relationships" xmlns:m="http://schemas.openxmlformats.org/officeDocument/2006/math" xmlns:v="urn:schemas-microsoft-com:vml" xmlns:wp14="http://schemas.microsoft.com/office/word/2010/wordprocessingDrawing" xmlns:wp="http://schemas.openxmlformats.org/drawingml/2006/wordprocessingDrawing" xmlns:w10="urn:schemas-microsoft-com:office:word" xmlns:w="http://schemas.openxmlformats.org/wordprocessingml/2006/main" xmlns:w14="http://schemas.microsoft.com/office/word/2010/wordml" xmlns:w15="http://schemas.microsoft.com/office/word/2012/wordml" xmlns:w16cex="http://schemas.microsoft.com/office/word/2018/wordml/cex" xmlns:w16cid="http://schemas.microsoft.com/office/word/2016/wordml/cid" xmlns:w16="http://schemas.microsoft.com/office/word/2018/wordml" xmlns:w16sdtdh="http://schemas.microsoft.com/office/word/2020/wordml/sdtdatahash" xmlns:w16se="http://schemas.microsoft.com/office/word/2015/wordml/symex" xmlns:wpg="http://schemas.microsoft.com/office/word/2010/wordprocessingGroup" xmlns:wpi="http://schemas.microsoft.com/office/word/2010/wordprocessingInk" xmlns:wne="http://schemas.microsoft.com/office/word/2006/wordml" xmlns:wps="http://schemas.microsoft.com/office/word/2010/wordprocessingShape" mc:Ignorable="w14 w15 w16se w16cid w16 w16cex w16sdtdh wp14">
+<w:document xmlns:wpc="http://schemas.microsoft.com/office/word/2010/wordprocessingCanvas" xmlns:cx="http://schemas.microsoft.com/office/drawing/2014/chartex" xmlns:cx1="http://schemas.microsoft.com/office/drawing/2015/9/8/chartex" xmlns:cx2="http://schemas.microsoft.com/office/drawing/2015/10/21/chartex" xmlns:cx3="http://schemas.microsoft.com/office/drawing/2016/5/9/chartex" xmlns:cx4="http://schemas.microsoft.com/office/drawing/2016/5/10/chartex" xmlns:cx5="http://schemas.microsoft.com/office/drawing/2016/5/11/chartex" xmlns:cx6="http://schemas.microsoft.com/office/drawing/2016/5/12/chartex" xmlns:cx7="http://schemas.microsoft.com/office/drawing/2016/5/13/chartex" xmlns:cx8="http://schemas.microsoft.com/office/drawing/2016/5/14/chartex" xmlns:mc="http://schemas.openxmlformats.org/markup-compatibility/2006" xmlns:aink="http://schemas.microsoft.com/office/drawing/2016/ink" xmlns:am3d="http://schemas.microsoft.com/office/drawing/2017/model3d" xmlns:o="urn:schemas-microsoft-com:office:office" xmlns:oel="http://schemas.microsoft.com/office/2019/extlst" xmlns:r="http://schemas.openxmlformats.org/officeDocument/2006/relationships" xmlns:m="http://schemas.openxmlformats.org/officeDocument/2006/math" xmlns:v="urn:schemas-microsoft-com:vml" xmlns:wp14="http://schemas.microsoft.com/office/word/2010/wordprocessingDrawing" xmlns:wp="http://schemas.openxmlformats.org/drawingml/2006/wordprocessingDrawing" xmlns:w10="urn:schemas-microsoft-com:office:word" xmlns:w="http://schemas.openxmlformats.org/wordprocessingml/2006/main" xmlns:w14="http://schemas.microsoft.com/office/word/2010/wordml" xmlns:w15="http://schemas.microsoft.com/office/word/2012/wordml" xmlns:w16cex="http://schemas.microsoft.com/office/word/2018/wordml/cex" xmlns:w16cid="http://schemas.microsoft.com/office/word/2016/wordml/cid" xmlns:w16="http://schemas.microsoft.com/office/word/2018/wordml" xmlns:w16du="http://schemas.microsoft.com/office/word/2023/wordml/word16du" xmlns:w16sdtdh="http://schemas.microsoft.com/office/word/2020/wordml/sdtdatahash" xmlns:w16sdtfl="http://schemas.microsoft.com/office/word/2024/wordml/sdtformatlock" xmlns:w16se="http://schemas.microsoft.com/office/word/2015/wordml/symex" xmlns:wpg="http://schemas.microsoft.com/office/word/2010/wordprocessingGroup" xmlns:wpi="http://schemas.microsoft.com/office/word/2010/wordprocessingInk" xmlns:wne="http://schemas.microsoft.com/office/word/2006/wordml" xmlns:wps="http://schemas.microsoft.com/office/word/2010/wordprocessingShape" mc:Ignorable="w14 w15 w16se w16cid w16 w16cex w16sdtdh w16sdtfl w16du wp14">
   <w:body>
+    <w:p>
+      <w:pPr>
+        <w:spacing w:before="0" w:line="240" w:lineRule="auto"/>
+        <w:jc w:val="center"/>
+        <w:rPr>
+          <w:b/>
+          <w:bCs/>
+          <w:sz w:val="32"/>
+          <w:szCs w:val="32"/>
+          <w:u w:val="single"/>
+        </w:rPr>
+      </w:pPr>
+      <w:r>
+        <w:rPr>
+          <w:b/>
+          <w:bCs/>
+          <w:sz w:val="32"/>
+          <w:szCs w:val="32"/>
+          <w:u w:val="single"/>
+        </w:rPr>
+        <w:t xml:space="preserve">TS </w:t>
+      </w:r>
+      <w:r>
+        <w:rPr>
+          <w:b/>
+          <w:bCs/>
+          <w:sz w:val="32"/>
+          <w:szCs w:val="32"/>
+          <w:u w:val="single"/>
+        </w:rPr>
+        <w:t xml:space="preserve">Jatai </w:t>
+      </w:r>
+      <w:r>
+        <w:rPr>
+          <w:b/>
+          <w:bCs/>
+          <w:sz w:val="32"/>
+          <w:szCs w:val="32"/>
+          <w:u w:val="single"/>
+        </w:rPr>
+        <w:t xml:space="preserve"> </w:t>
+      </w:r>
+      <w:r>
+        <w:rPr>
+          <w:b/>
+          <w:bCs/>
+          <w:sz w:val="32"/>
+          <w:szCs w:val="32"/>
+          <w:u w:val="single"/>
+        </w:rPr>
+        <w:t xml:space="preserve">– TS </w:t>
+      </w:r>
+      <w:r>
+        <w:rPr>
+          <w:b/>
+          <w:bCs/>
+          <w:sz w:val="32"/>
+          <w:szCs w:val="32"/>
+          <w:u w:val="single"/>
+        </w:rPr>
+        <w:t>4.3</w:t>
+      </w:r>
+      <w:r>
+        <w:rPr>
+          <w:b/>
+          <w:bCs/>
+          <w:sz w:val="32"/>
+          <w:szCs w:val="32"/>
+          <w:u w:val="single"/>
+        </w:rPr>
+        <w:t xml:space="preserve"> </w:t>
+      </w:r>
+      <w:r>
+        <w:rPr>
+          <w:b/>
+          <w:bCs/>
+          <w:sz w:val="32"/>
+          <w:szCs w:val="32"/>
+          <w:u w:val="single"/>
+        </w:rPr>
+        <w:t>Sanskrit</w:t>
+      </w:r>
+      <w:r>
+        <w:rPr>
+          <w:b/>
+          <w:bCs/>
+          <w:sz w:val="32"/>
+          <w:szCs w:val="32"/>
+          <w:u w:val="single"/>
+        </w:rPr>
+        <w:t xml:space="preserve"> Corrections –</w:t>
+      </w:r>
+      <w:r>
+        <w:rPr>
+          <w:b/>
+          <w:bCs/>
+          <w:sz w:val="32"/>
+          <w:szCs w:val="32"/>
+          <w:u w:val="single"/>
+        </w:rPr>
+        <w:t xml:space="preserve"> </w:t>
+      </w:r>
+      <w:r>
+        <w:rPr>
+          <w:b/>
+          <w:bCs/>
+          <w:sz w:val="32"/>
+          <w:szCs w:val="32"/>
+          <w:u w:val="single"/>
+        </w:rPr>
+        <w:t xml:space="preserve">Observed till </w:t>
+      </w:r>
+      <w:r>
+        <w:rPr>
+          <w:b/>
+          <w:bCs/>
+          <w:sz w:val="32"/>
+          <w:szCs w:val="32"/>
+          <w:u w:val="single"/>
+        </w:rPr>
+        <w:t>31st Oct 2026</w:t>
+      </w:r>
+    </w:p>
+    <w:p>
+      <w:pPr>
+        <w:spacing w:before="0" w:line="240" w:lineRule="auto"/>
+        <w:jc w:val="center"/>
+        <w:rPr>
+          <w:b/>
+          <w:bCs/>
+          <w:sz w:val="28"/>
+          <w:szCs w:val="32"/>
+        </w:rPr>
+      </w:pPr>
+      <w:r>
+        <w:rPr>
+          <w:b/>
+          <w:bCs/>
+          <w:sz w:val="28"/>
+          <w:szCs w:val="32"/>
+        </w:rPr>
+        <w:t>(ignore those which are already incorporated in your book’s version and date)</w:t>
+      </w:r>
+    </w:p>
+    <w:tbl>
+      <w:tblPr>
+        <w:tblW w:w="14537" w:type="dxa"/>
+        <w:tblInd w:w="-792" w:type="dxa"/>
+        <w:tblBorders>
+          <w:top w:val="single" w:sz="4" w:space="0" w:color="000000"/>
+          <w:left w:val="single" w:sz="4" w:space="0" w:color="000000"/>
+          <w:bottom w:val="single" w:sz="4" w:space="0" w:color="000000"/>
+          <w:right w:val="single" w:sz="4" w:space="0" w:color="000000"/>
+          <w:insideH w:val="single" w:sz="4" w:space="0" w:color="000000"/>
+          <w:insideV w:val="single" w:sz="4" w:space="0" w:color="000000"/>
+        </w:tblBorders>
+        <w:tblLook w:val="04A0" w:firstRow="1" w:lastRow="0" w:firstColumn="1" w:lastColumn="0" w:noHBand="0" w:noVBand="1"/>
+      </w:tblPr>
+      <w:tblGrid>
+        <w:gridCol w:w="7166"/>
+        <w:gridCol w:w="7371"/>
+      </w:tblGrid>
+      <w:tr>
+        <w:tc>
+          <w:tcPr>
+            <w:tcW w:w="7166" w:type="dxa"/>
+          </w:tcPr>
+          <w:p>
+            <w:pPr>
+              <w:spacing w:before="0" w:line="240" w:lineRule="auto"/>
+              <w:jc w:val="center"/>
+              <w:rPr>
+                <w:b/>
+                <w:sz w:val="32"/>
+                <w:szCs w:val="32"/>
+              </w:rPr>
+            </w:pPr>
+            <w:r>
+              <w:rPr>
+                <w:b/>
+                <w:sz w:val="32"/>
+                <w:szCs w:val="32"/>
+              </w:rPr>
+              <w:t>As Printed</w:t>
+            </w:r>
+          </w:p>
+        </w:tc>
+        <w:tc>
+          <w:tcPr>
+            <w:tcW w:w="7371" w:type="dxa"/>
+          </w:tcPr>
+          <w:p>
+            <w:pPr>
+              <w:spacing w:before="0" w:line="240" w:lineRule="auto"/>
+              <w:ind w:right="-18"/>
+              <w:jc w:val="center"/>
+              <w:rPr>
+                <w:b/>
+                <w:sz w:val="32"/>
+                <w:szCs w:val="32"/>
+              </w:rPr>
+            </w:pPr>
+            <w:r>
+              <w:rPr>
+                <w:b/>
+                <w:sz w:val="32"/>
+                <w:szCs w:val="32"/>
+              </w:rPr>
+              <w:t>To be read as or corrected as</w:t>
+            </w:r>
+            <w:r>
+              <w:rPr>
+                <w:b/>
+                <w:sz w:val="32"/>
+                <w:szCs w:val="32"/>
+              </w:rPr>
+              <w:t xml:space="preserve"> </w:t>
+            </w:r>
+          </w:p>
+        </w:tc>
+      </w:tr>
+      <w:tr>
+        <w:trPr>
+          <w:trHeight w:val="3181"/>
+        </w:trPr>
+        <w:tc>
+          <w:tcPr>
+            <w:tcW w:w="7166" w:type="dxa"/>
+            <w:tcBorders>
+              <w:top w:val="single" w:sz="4" w:space="0" w:color="000000"/>
+              <w:left w:val="single" w:sz="4" w:space="0" w:color="000000"/>
+              <w:bottom w:val="single" w:sz="4" w:space="0" w:color="000000"/>
+              <w:right w:val="single" w:sz="4" w:space="0" w:color="000000"/>
+            </w:tcBorders>
+          </w:tcPr>
+          <w:p>
+            <w:pPr>
+              <w:widowControl w:val="0"/>
+              <w:autoSpaceDE w:val="0"/>
+              <w:autoSpaceDN w:val="0"/>
+              <w:adjustRightInd w:val="0"/>
+              <w:spacing w:before="0" w:line="240" w:lineRule="auto"/>
+              <w:rPr>
+                <w:rFonts w:ascii="BRH Devanagari Extra" w:hAnsi="BRH Devanagari Extra" w:cs="BRH Devanagari Extra"/>
+                <w:color w:val="000000"/>
+                <w:sz w:val="32"/>
+                <w:szCs w:val="32"/>
+              </w:rPr>
+            </w:pPr>
+            <w:r>
+              <w:rPr>
+                <w:rFonts w:ascii="BRH Devanagari Extra" w:hAnsi="BRH Devanagari Extra" w:cs="BRH Devanagari Extra"/>
+                <w:color w:val="000000"/>
+                <w:sz w:val="32"/>
+                <w:szCs w:val="32"/>
+              </w:rPr>
+              <w:t>(</w:t>
+            </w:r>
+            <w:r>
+              <w:rPr>
+                <w:rFonts w:cs="BRH Devanagari Extra"/>
+                <w:color w:val="000000"/>
+                <w:szCs w:val="32"/>
+              </w:rPr>
+              <w:t>31</w:t>
+            </w:r>
+            <w:r>
+              <w:rPr>
+                <w:rFonts w:ascii="BRH Devanagari Extra" w:hAnsi="BRH Devanagari Extra" w:cs="BRH Devanagari Extra"/>
+                <w:color w:val="000000"/>
+                <w:sz w:val="32"/>
+                <w:szCs w:val="32"/>
+              </w:rPr>
+              <w:t>)</w:t>
+            </w:r>
+            <w:r>
+              <w:rPr>
+                <w:rFonts w:cs="BRH Devanagari Extra"/>
+                <w:color w:val="000000"/>
+                <w:szCs w:val="32"/>
+              </w:rPr>
+              <w:t>[P19</w:t>
+            </w:r>
+            <w:r>
+              <w:rPr>
+                <w:rFonts w:ascii="BRH Devanagari Extra" w:hAnsi="BRH Devanagari Extra" w:cs="BRH Devanagari Extra"/>
+                <w:color w:val="000000"/>
+                <w:sz w:val="32"/>
+                <w:szCs w:val="32"/>
+              </w:rPr>
+              <w:t xml:space="preserve">] </w:t>
+            </w:r>
+            <w:r>
+              <w:rPr>
+                <w:rFonts w:cs="BRH Devanagari Extra"/>
+                <w:color w:val="000000"/>
+                <w:szCs w:val="32"/>
+              </w:rPr>
+              <w:t>4</w:t>
+            </w:r>
+            <w:r>
+              <w:rPr>
+                <w:rFonts w:ascii="BRH Devanagari Extra" w:hAnsi="BRH Devanagari Extra" w:cs="BRH Devanagari Extra"/>
+                <w:color w:val="000000"/>
+                <w:sz w:val="32"/>
+                <w:szCs w:val="32"/>
+              </w:rPr>
+              <w:t>.</w:t>
+            </w:r>
+            <w:r>
+              <w:rPr>
+                <w:rFonts w:cs="BRH Devanagari Extra"/>
+                <w:color w:val="000000"/>
+                <w:szCs w:val="32"/>
+              </w:rPr>
+              <w:t>3</w:t>
+            </w:r>
+            <w:r>
+              <w:rPr>
+                <w:rFonts w:ascii="BRH Devanagari Extra" w:hAnsi="BRH Devanagari Extra" w:cs="BRH Devanagari Extra"/>
+                <w:color w:val="000000"/>
+                <w:sz w:val="32"/>
+                <w:szCs w:val="32"/>
+              </w:rPr>
+              <w:t>.</w:t>
+            </w:r>
+            <w:r>
+              <w:rPr>
+                <w:rFonts w:cs="BRH Devanagari Extra"/>
+                <w:color w:val="000000"/>
+                <w:szCs w:val="32"/>
+              </w:rPr>
+              <w:t>10</w:t>
+            </w:r>
+            <w:r>
+              <w:rPr>
+                <w:rFonts w:ascii="BRH Devanagari Extra" w:hAnsi="BRH Devanagari Extra" w:cs="BRH Devanagari Extra"/>
+                <w:color w:val="000000"/>
+                <w:sz w:val="32"/>
+                <w:szCs w:val="32"/>
+              </w:rPr>
+              <w:t>.</w:t>
+            </w:r>
+            <w:r>
+              <w:rPr>
+                <w:rFonts w:cs="BRH Devanagari Extra"/>
+                <w:color w:val="000000"/>
+                <w:szCs w:val="32"/>
+              </w:rPr>
+              <w:t>2</w:t>
+            </w:r>
+            <w:r>
+              <w:rPr>
+                <w:rFonts w:ascii="BRH Devanagari Extra" w:hAnsi="BRH Devanagari Extra" w:cs="BRH Devanagari Extra"/>
+                <w:color w:val="000000"/>
+                <w:sz w:val="32"/>
+                <w:szCs w:val="32"/>
+              </w:rPr>
+              <w:t>(</w:t>
+            </w:r>
+            <w:r>
+              <w:rPr>
+                <w:rFonts w:cs="BRH Devanagari Extra"/>
+                <w:color w:val="000000"/>
+                <w:szCs w:val="32"/>
+              </w:rPr>
+              <w:t>23</w:t>
+            </w:r>
+            <w:r>
+              <w:rPr>
+                <w:rFonts w:ascii="BRH Devanagari Extra" w:hAnsi="BRH Devanagari Extra" w:cs="BRH Devanagari Extra"/>
+                <w:color w:val="000000"/>
+                <w:sz w:val="32"/>
+                <w:szCs w:val="32"/>
+              </w:rPr>
+              <w:t>)-  LMüþÌuÉ</w:t>
+            </w:r>
+            <w:r>
+              <w:rPr>
+                <w:rFonts w:ascii="BRH Devanagari Extra" w:hAnsi="BRH Devanagari Extra" w:cs="BRH Devanagari Extra"/>
+                <w:color w:val="000000"/>
+                <w:sz w:val="26"/>
+                <w:szCs w:val="32"/>
+              </w:rPr>
+              <w:t>óè</w:t>
+            </w:r>
+            <w:r>
+              <w:rPr>
+                <w:rFonts w:ascii="BRH Devanagari Extra" w:hAnsi="BRH Devanagari Extra" w:cs="BRH Devanagari Extra"/>
+                <w:color w:val="000000"/>
+                <w:sz w:val="32"/>
+                <w:szCs w:val="32"/>
+              </w:rPr>
+              <w:t>zÉirÉÉ | A</w:t>
+            </w:r>
+            <w:r>
+              <w:rPr>
+                <w:rFonts w:ascii="BRH Malayalam Extra" w:hAnsi="BRH Malayalam Extra" w:cs="BRH Devanagari Extra"/>
+                <w:color w:val="000000"/>
+                <w:szCs w:val="32"/>
+              </w:rPr>
+              <w:t>–</w:t>
+            </w:r>
+            <w:r>
+              <w:rPr>
+                <w:rFonts w:ascii="BRH Devanagari Extra" w:hAnsi="BRH Devanagari Extra" w:cs="BRH Devanagari Extra"/>
+                <w:color w:val="000000"/>
+                <w:sz w:val="32"/>
+                <w:szCs w:val="32"/>
+              </w:rPr>
+              <w:t>xiÉÑ</w:t>
+            </w:r>
+            <w:r>
+              <w:rPr>
+                <w:rFonts w:ascii="BRH Malayalam Extra" w:hAnsi="BRH Malayalam Extra" w:cs="BRH Devanagari Extra"/>
+                <w:color w:val="000000"/>
+                <w:szCs w:val="32"/>
+              </w:rPr>
+              <w:t>–</w:t>
+            </w:r>
+            <w:r>
+              <w:rPr>
+                <w:rFonts w:ascii="BRH Devanagari Extra" w:hAnsi="BRH Devanagari Extra" w:cs="BRH Devanagari Extra"/>
+                <w:color w:val="000000"/>
+                <w:sz w:val="32"/>
+                <w:szCs w:val="32"/>
+              </w:rPr>
+              <w:t>uÉ</w:t>
+            </w:r>
+            <w:r>
+              <w:rPr>
+                <w:rFonts w:ascii="BRH Malayalam Extra" w:hAnsi="BRH Malayalam Extra" w:cs="BRH Devanagari Extra"/>
+                <w:color w:val="000000"/>
+                <w:szCs w:val="32"/>
+              </w:rPr>
+              <w:t>–</w:t>
+            </w:r>
+            <w:r>
+              <w:rPr>
+                <w:rFonts w:ascii="BRH Devanagari Extra" w:hAnsi="BRH Devanagari Extra" w:cs="BRH Devanagari Extra"/>
+                <w:color w:val="000000"/>
+                <w:sz w:val="32"/>
+                <w:szCs w:val="32"/>
+                <w:highlight w:val="yellow"/>
+              </w:rPr>
+              <w:t>i</w:t>
+            </w:r>
+            <w:r>
+              <w:rPr>
+                <w:rFonts w:ascii="BRH Devanagari Extra" w:hAnsi="BRH Devanagari Extra" w:cs="BRH Devanagari Extra"/>
+                <w:color w:val="000000"/>
+                <w:sz w:val="32"/>
+                <w:szCs w:val="32"/>
+              </w:rPr>
+              <w:t>É |</w:t>
+            </w:r>
+          </w:p>
+          <w:p>
+            <w:pPr>
+              <w:widowControl w:val="0"/>
+              <w:autoSpaceDE w:val="0"/>
+              <w:autoSpaceDN w:val="0"/>
+              <w:adjustRightInd w:val="0"/>
+              <w:spacing w:before="0" w:line="240" w:lineRule="auto"/>
+              <w:rPr>
+                <w:rFonts w:ascii="BRH Devanagari Extra" w:hAnsi="BRH Devanagari Extra" w:cs="BRH Devanagari Extra"/>
+                <w:color w:val="000000"/>
+                <w:sz w:val="32"/>
+                <w:szCs w:val="32"/>
+              </w:rPr>
+            </w:pPr>
+            <w:r>
+              <w:rPr>
+                <w:rFonts w:ascii="BRH Devanagari Extra" w:hAnsi="BRH Devanagari Extra" w:cs="BRH Devanagari Extra"/>
+                <w:color w:val="000000"/>
+                <w:sz w:val="32"/>
+                <w:szCs w:val="32"/>
+              </w:rPr>
+              <w:t>LMüþÌuÉ</w:t>
+            </w:r>
+            <w:r>
+              <w:rPr>
+                <w:rFonts w:ascii="BRH Devanagari Extra" w:hAnsi="BRH Devanagari Extra" w:cs="BRH Devanagari Extra"/>
+                <w:color w:val="000000"/>
+                <w:sz w:val="26"/>
+                <w:szCs w:val="32"/>
+              </w:rPr>
+              <w:t>óè</w:t>
+            </w:r>
+            <w:r>
+              <w:rPr>
+                <w:rFonts w:ascii="BRH Devanagari Extra" w:hAnsi="BRH Devanagari Extra" w:cs="BRH Devanagari Extra"/>
+                <w:color w:val="000000"/>
+                <w:sz w:val="32"/>
+                <w:szCs w:val="32"/>
+              </w:rPr>
+              <w:t>zÉirÉÉ ÅxiÉ</w:t>
+            </w:r>
+            <w:r>
+              <w:rPr>
+                <w:rFonts w:ascii="BRH Devanagari Extra" w:hAnsi="BRH Devanagari Extra" w:cs="BRH Devanagari Extra"/>
+                <w:color w:val="000000"/>
+                <w:sz w:val="32"/>
+                <w:szCs w:val="32"/>
+                <w:highlight w:val="yellow"/>
+              </w:rPr>
+              <w:t>Ñu</w:t>
+            </w:r>
+            <w:r>
+              <w:rPr>
+                <w:rFonts w:ascii="BRH Devanagari Extra" w:hAnsi="BRH Devanagari Extra" w:cs="BRH Devanagari Extra"/>
+                <w:color w:val="000000"/>
+                <w:sz w:val="32"/>
+                <w:szCs w:val="32"/>
+              </w:rPr>
+              <w:t>É</w:t>
+            </w:r>
+            <w:r>
+              <w:rPr>
+                <w:rFonts w:ascii="BRH Malayalam Extra" w:hAnsi="BRH Malayalam Extra" w:cs="BRH Devanagari Extra"/>
+                <w:color w:val="000000"/>
+                <w:szCs w:val="32"/>
+              </w:rPr>
+              <w:t>–</w:t>
+            </w:r>
+            <w:r>
+              <w:rPr>
+                <w:rFonts w:ascii="BRH Devanagari Extra" w:hAnsi="BRH Devanagari Extra" w:cs="BRH Devanagari Extra"/>
+                <w:color w:val="000000"/>
+                <w:sz w:val="32"/>
+                <w:szCs w:val="32"/>
+              </w:rPr>
+              <w:t xml:space="preserve">iÉÉ </w:t>
+            </w:r>
+            <w:r>
+              <w:rPr>
+                <w:rFonts w:ascii="BRH Devanagari Extra" w:hAnsi="BRH Devanagari Extra" w:cs="BRH Devanagari Extra"/>
+                <w:color w:val="000000"/>
+                <w:sz w:val="32"/>
+                <w:szCs w:val="32"/>
+                <w:highlight w:val="yellow"/>
+              </w:rPr>
+              <w:t>xiÉ</w:t>
+            </w:r>
+            <w:r>
+              <w:rPr>
+                <w:rFonts w:ascii="BRH Devanagari Extra" w:hAnsi="BRH Devanagari Extra" w:cs="BRH Devanagari Extra"/>
+                <w:color w:val="000000"/>
+                <w:sz w:val="32"/>
+                <w:szCs w:val="32"/>
+              </w:rPr>
+              <w:t>ÑþuÉ</w:t>
+            </w:r>
+            <w:r>
+              <w:rPr>
+                <w:rFonts w:ascii="BRH Malayalam Extra" w:hAnsi="BRH Malayalam Extra" w:cs="BRH Devanagari Extra"/>
+                <w:color w:val="000000"/>
+                <w:szCs w:val="32"/>
+              </w:rPr>
+              <w:t>–</w:t>
+            </w:r>
+            <w:r>
+              <w:rPr>
+                <w:rFonts w:ascii="BRH Malayalam Extra" w:hAnsi="BRH Malayalam Extra" w:cs="BRH Devanagari Extra"/>
+                <w:color w:val="000000"/>
+                <w:szCs w:val="32"/>
+              </w:rPr>
+              <w:t xml:space="preserve"> </w:t>
+            </w:r>
+            <w:r>
+              <w:rPr>
+                <w:rFonts w:ascii="BRH Devanagari Extra" w:hAnsi="BRH Devanagari Extra" w:cs="BRH Devanagari Extra"/>
+                <w:color w:val="000000"/>
+                <w:sz w:val="32"/>
+                <w:szCs w:val="32"/>
+              </w:rPr>
+              <w:t>iÉæMüþÌuÉ</w:t>
+            </w:r>
+            <w:r>
+              <w:rPr>
+                <w:rFonts w:ascii="BRH Devanagari Extra" w:hAnsi="BRH Devanagari Extra" w:cs="BRH Devanagari Extra"/>
+                <w:color w:val="000000"/>
+                <w:sz w:val="26"/>
+                <w:szCs w:val="32"/>
+              </w:rPr>
+              <w:t>óè</w:t>
+            </w:r>
+            <w:r>
+              <w:rPr>
+                <w:rFonts w:ascii="BRH Devanagari Extra" w:hAnsi="BRH Devanagari Extra" w:cs="BRH Devanagari Extra"/>
+                <w:color w:val="000000"/>
+                <w:sz w:val="32"/>
+                <w:szCs w:val="32"/>
+              </w:rPr>
+              <w:t>zÉ</w:t>
+            </w:r>
+            <w:r>
+              <w:rPr>
+                <w:rFonts w:ascii="BRH Malayalam Extra" w:hAnsi="BRH Malayalam Extra" w:cs="BRH Devanagari Extra"/>
+                <w:color w:val="000000"/>
+                <w:szCs w:val="32"/>
+              </w:rPr>
+              <w:t>–</w:t>
+            </w:r>
+            <w:r>
+              <w:rPr>
+                <w:rFonts w:ascii="BRH Devanagari Extra" w:hAnsi="BRH Devanagari Extra" w:cs="BRH Devanagari Extra"/>
+                <w:color w:val="000000"/>
+                <w:sz w:val="32"/>
+                <w:szCs w:val="32"/>
+              </w:rPr>
+              <w:t xml:space="preserve"> irÉæMüþÌuÉ</w:t>
+            </w:r>
+            <w:r>
+              <w:rPr>
+                <w:rFonts w:ascii="BRH Devanagari Extra" w:hAnsi="BRH Devanagari Extra" w:cs="BRH Devanagari Extra"/>
+                <w:color w:val="000000"/>
+                <w:sz w:val="26"/>
+                <w:szCs w:val="32"/>
+              </w:rPr>
+              <w:t>óè</w:t>
+            </w:r>
+            <w:r>
+              <w:rPr>
+                <w:rFonts w:ascii="BRH Devanagari Extra" w:hAnsi="BRH Devanagari Extra" w:cs="BRH Devanagari Extra"/>
+                <w:color w:val="000000"/>
+                <w:sz w:val="32"/>
+                <w:szCs w:val="32"/>
+              </w:rPr>
+              <w:t xml:space="preserve">zÉirÉÉ </w:t>
+            </w:r>
+          </w:p>
+          <w:p>
+            <w:pPr>
+              <w:widowControl w:val="0"/>
+              <w:autoSpaceDE w:val="0"/>
+              <w:autoSpaceDN w:val="0"/>
+              <w:adjustRightInd w:val="0"/>
+              <w:spacing w:before="0" w:line="240" w:lineRule="auto"/>
+              <w:rPr>
+                <w:rFonts w:ascii="BRH Devanagari Extra" w:hAnsi="BRH Devanagari Extra" w:cs="BRH Devanagari Extra"/>
+                <w:color w:val="000000"/>
+                <w:sz w:val="32"/>
+                <w:szCs w:val="32"/>
+              </w:rPr>
+            </w:pPr>
+            <w:r>
+              <w:rPr>
+                <w:rFonts w:ascii="BRH Devanagari Extra" w:hAnsi="BRH Devanagari Extra" w:cs="BRH Devanagari Extra"/>
+                <w:color w:val="000000"/>
+                <w:sz w:val="32"/>
+                <w:szCs w:val="32"/>
+              </w:rPr>
+              <w:t>Åxi</w:t>
+            </w:r>
+            <w:r>
+              <w:rPr>
+                <w:rFonts w:ascii="BRH Devanagari Extra" w:hAnsi="BRH Devanagari Extra" w:cs="BRH Devanagari Extra"/>
+                <w:color w:val="000000"/>
+                <w:sz w:val="32"/>
+                <w:szCs w:val="32"/>
+                <w:highlight w:val="yellow"/>
+              </w:rPr>
+              <w:t>ÉÑu</w:t>
+            </w:r>
+            <w:r>
+              <w:rPr>
+                <w:rFonts w:ascii="BRH Devanagari Extra" w:hAnsi="BRH Devanagari Extra" w:cs="BRH Devanagari Extra"/>
+                <w:color w:val="000000"/>
+                <w:sz w:val="32"/>
+                <w:szCs w:val="32"/>
+              </w:rPr>
+              <w:t>É</w:t>
+            </w:r>
+            <w:r>
+              <w:rPr>
+                <w:rFonts w:ascii="BRH Malayalam Extra" w:hAnsi="BRH Malayalam Extra" w:cs="BRH Devanagari Extra"/>
+                <w:color w:val="000000"/>
+                <w:szCs w:val="32"/>
+              </w:rPr>
+              <w:t>–</w:t>
+            </w:r>
+            <w:r>
+              <w:rPr>
+                <w:rFonts w:ascii="BRH Devanagari Extra" w:hAnsi="BRH Devanagari Extra" w:cs="BRH Devanagari Extra"/>
+                <w:color w:val="000000"/>
+                <w:sz w:val="32"/>
+                <w:szCs w:val="32"/>
+              </w:rPr>
+              <w:t xml:space="preserve">iÉ | </w:t>
+            </w:r>
+          </w:p>
+          <w:p>
+            <w:pPr>
+              <w:widowControl w:val="0"/>
+              <w:autoSpaceDE w:val="0"/>
+              <w:autoSpaceDN w:val="0"/>
+              <w:adjustRightInd w:val="0"/>
+              <w:spacing w:before="0" w:line="240" w:lineRule="auto"/>
+              <w:rPr>
+                <w:rFonts w:ascii="BRH Devanagari Extra" w:hAnsi="BRH Devanagari Extra" w:cs="BRH Devanagari Extra"/>
+                <w:color w:val="000000"/>
+                <w:sz w:val="32"/>
+                <w:szCs w:val="32"/>
+              </w:rPr>
+            </w:pPr>
+            <w:r>
+              <w:rPr>
+                <w:rFonts w:ascii="BRH Devanagari Extra" w:hAnsi="BRH Devanagari Extra" w:cs="BRH Devanagari Extra"/>
+                <w:color w:val="000000"/>
+                <w:sz w:val="32"/>
+                <w:szCs w:val="32"/>
+              </w:rPr>
+              <w:t>(</w:t>
+            </w:r>
+            <w:r>
+              <w:rPr>
+                <w:rFonts w:cs="BRH Devanagari Extra"/>
+                <w:color w:val="000000"/>
+                <w:szCs w:val="32"/>
+              </w:rPr>
+              <w:t>33</w:t>
+            </w:r>
+            <w:r>
+              <w:rPr>
+                <w:rFonts w:ascii="BRH Devanagari Extra" w:hAnsi="BRH Devanagari Extra" w:cs="BRH Devanagari Extra"/>
+                <w:color w:val="000000"/>
+                <w:sz w:val="32"/>
+                <w:szCs w:val="32"/>
+              </w:rPr>
+              <w:t>)</w:t>
+            </w:r>
+            <w:r>
+              <w:rPr>
+                <w:rFonts w:cs="BRH Devanagari Extra"/>
+                <w:color w:val="000000"/>
+                <w:szCs w:val="32"/>
+              </w:rPr>
+              <w:t>[P19</w:t>
+            </w:r>
+            <w:r>
+              <w:rPr>
+                <w:rFonts w:ascii="BRH Devanagari Extra" w:hAnsi="BRH Devanagari Extra" w:cs="BRH Devanagari Extra"/>
+                <w:color w:val="000000"/>
+                <w:sz w:val="32"/>
+                <w:szCs w:val="32"/>
+              </w:rPr>
+              <w:t xml:space="preserve">] </w:t>
+            </w:r>
+            <w:r>
+              <w:rPr>
+                <w:rFonts w:cs="BRH Devanagari Extra"/>
+                <w:color w:val="000000"/>
+                <w:szCs w:val="32"/>
+              </w:rPr>
+              <w:t>4</w:t>
+            </w:r>
+            <w:r>
+              <w:rPr>
+                <w:rFonts w:ascii="BRH Devanagari Extra" w:hAnsi="BRH Devanagari Extra" w:cs="BRH Devanagari Extra"/>
+                <w:color w:val="000000"/>
+                <w:sz w:val="32"/>
+                <w:szCs w:val="32"/>
+              </w:rPr>
+              <w:t>.</w:t>
+            </w:r>
+            <w:r>
+              <w:rPr>
+                <w:rFonts w:cs="BRH Devanagari Extra"/>
+                <w:color w:val="000000"/>
+                <w:szCs w:val="32"/>
+              </w:rPr>
+              <w:t>3</w:t>
+            </w:r>
+            <w:r>
+              <w:rPr>
+                <w:rFonts w:ascii="BRH Devanagari Extra" w:hAnsi="BRH Devanagari Extra" w:cs="BRH Devanagari Extra"/>
+                <w:color w:val="000000"/>
+                <w:sz w:val="32"/>
+                <w:szCs w:val="32"/>
+              </w:rPr>
+              <w:t>.</w:t>
+            </w:r>
+            <w:r>
+              <w:rPr>
+                <w:rFonts w:cs="BRH Devanagari Extra"/>
+                <w:color w:val="000000"/>
+                <w:szCs w:val="32"/>
+              </w:rPr>
+              <w:t>10</w:t>
+            </w:r>
+            <w:r>
+              <w:rPr>
+                <w:rFonts w:ascii="BRH Devanagari Extra" w:hAnsi="BRH Devanagari Extra" w:cs="BRH Devanagari Extra"/>
+                <w:color w:val="000000"/>
+                <w:sz w:val="32"/>
+                <w:szCs w:val="32"/>
+              </w:rPr>
+              <w:t>.</w:t>
+            </w:r>
+            <w:r>
+              <w:rPr>
+                <w:rFonts w:cs="BRH Devanagari Extra"/>
+                <w:color w:val="000000"/>
+                <w:szCs w:val="32"/>
+              </w:rPr>
+              <w:t>2</w:t>
+            </w:r>
+            <w:r>
+              <w:rPr>
+                <w:rFonts w:ascii="BRH Devanagari Extra" w:hAnsi="BRH Devanagari Extra" w:cs="BRH Devanagari Extra"/>
+                <w:color w:val="000000"/>
+                <w:sz w:val="32"/>
+                <w:szCs w:val="32"/>
+              </w:rPr>
+              <w:t>(</w:t>
+            </w:r>
+            <w:r>
+              <w:rPr>
+                <w:rFonts w:cs="BRH Devanagari Extra"/>
+                <w:color w:val="000000"/>
+                <w:szCs w:val="32"/>
+              </w:rPr>
+              <w:t>24</w:t>
+            </w:r>
+            <w:r>
+              <w:rPr>
+                <w:rFonts w:ascii="BRH Devanagari Extra" w:hAnsi="BRH Devanagari Extra" w:cs="BRH Devanagari Extra"/>
+                <w:color w:val="000000"/>
+                <w:sz w:val="32"/>
+                <w:szCs w:val="32"/>
+              </w:rPr>
+              <w:t>)-  A</w:t>
+            </w:r>
+            <w:r>
+              <w:rPr>
+                <w:rFonts w:ascii="BRH Malayalam Extra" w:hAnsi="BRH Malayalam Extra" w:cs="BRH Devanagari Extra"/>
+                <w:color w:val="000000"/>
+                <w:szCs w:val="32"/>
+              </w:rPr>
+              <w:t>–</w:t>
+            </w:r>
+            <w:r>
+              <w:rPr>
+                <w:rFonts w:ascii="BRH Devanagari Extra" w:hAnsi="BRH Devanagari Extra" w:cs="BRH Devanagari Extra"/>
+                <w:color w:val="000000"/>
+                <w:sz w:val="32"/>
+                <w:szCs w:val="32"/>
+              </w:rPr>
+              <w:t>xiÉÑ</w:t>
+            </w:r>
+            <w:r>
+              <w:rPr>
+                <w:rFonts w:ascii="BRH Malayalam Extra" w:hAnsi="BRH Malayalam Extra" w:cs="BRH Devanagari Extra"/>
+                <w:color w:val="000000"/>
+                <w:szCs w:val="32"/>
+              </w:rPr>
+              <w:t>–</w:t>
+            </w:r>
+            <w:r>
+              <w:rPr>
+                <w:rFonts w:ascii="BRH Devanagari Extra" w:hAnsi="BRH Devanagari Extra" w:cs="BRH Devanagari Extra"/>
+                <w:color w:val="000000"/>
+                <w:sz w:val="32"/>
+                <w:szCs w:val="32"/>
+              </w:rPr>
+              <w:t>uÉ</w:t>
+            </w:r>
+            <w:r>
+              <w:rPr>
+                <w:rFonts w:ascii="BRH Malayalam Extra" w:hAnsi="BRH Malayalam Extra" w:cs="BRH Devanagari Extra"/>
+                <w:color w:val="000000"/>
+                <w:szCs w:val="32"/>
+              </w:rPr>
+              <w:t>–</w:t>
+            </w:r>
+            <w:r>
+              <w:rPr>
+                <w:rFonts w:ascii="BRH Devanagari Extra" w:hAnsi="BRH Devanagari Extra" w:cs="BRH Devanagari Extra"/>
+                <w:color w:val="000000"/>
+                <w:sz w:val="32"/>
+                <w:szCs w:val="32"/>
+                <w:highlight w:val="yellow"/>
+              </w:rPr>
+              <w:t>iÉ</w:t>
+            </w:r>
+            <w:r>
+              <w:rPr>
+                <w:rFonts w:ascii="BRH Devanagari Extra" w:hAnsi="BRH Devanagari Extra" w:cs="BRH Devanagari Extra"/>
+                <w:color w:val="000000"/>
+                <w:sz w:val="32"/>
+                <w:szCs w:val="32"/>
+              </w:rPr>
+              <w:t xml:space="preserve"> | LMüþzÉTüÉÈ |</w:t>
+            </w:r>
+          </w:p>
+          <w:p>
+            <w:pPr>
+              <w:widowControl w:val="0"/>
+              <w:autoSpaceDE w:val="0"/>
+              <w:autoSpaceDN w:val="0"/>
+              <w:adjustRightInd w:val="0"/>
+              <w:spacing w:before="0" w:line="240" w:lineRule="auto"/>
+              <w:rPr>
+                <w:rFonts w:cs="BRH Malayalam Extra"/>
+                <w:color w:val="FF0000"/>
+                <w:szCs w:val="40"/>
+              </w:rPr>
+            </w:pPr>
+            <w:r>
+              <w:rPr>
+                <w:rFonts w:ascii="BRH Devanagari Extra" w:hAnsi="BRH Devanagari Extra" w:cs="BRH Devanagari Extra"/>
+                <w:color w:val="000000"/>
+                <w:sz w:val="32"/>
+                <w:szCs w:val="32"/>
+              </w:rPr>
+              <w:t>A</w:t>
+            </w:r>
+            <w:r>
+              <w:rPr>
+                <w:rFonts w:ascii="BRH Malayalam Extra" w:hAnsi="BRH Malayalam Extra" w:cs="BRH Devanagari Extra"/>
+                <w:color w:val="000000"/>
+                <w:szCs w:val="32"/>
+              </w:rPr>
+              <w:t>–</w:t>
+            </w:r>
+            <w:r>
+              <w:rPr>
+                <w:rFonts w:ascii="BRH Devanagari Extra" w:hAnsi="BRH Devanagari Extra" w:cs="BRH Devanagari Extra"/>
+                <w:color w:val="000000"/>
+                <w:sz w:val="32"/>
+                <w:szCs w:val="32"/>
+              </w:rPr>
+              <w:t>xiÉÑ</w:t>
+            </w:r>
+            <w:r>
+              <w:rPr>
+                <w:rFonts w:ascii="BRH Malayalam Extra" w:hAnsi="BRH Malayalam Extra" w:cs="BRH Devanagari Extra"/>
+                <w:color w:val="000000"/>
+                <w:szCs w:val="32"/>
+              </w:rPr>
+              <w:t>–</w:t>
+            </w:r>
+            <w:r>
+              <w:rPr>
+                <w:rFonts w:ascii="BRH Devanagari Extra" w:hAnsi="BRH Devanagari Extra" w:cs="BRH Devanagari Extra"/>
+                <w:color w:val="000000"/>
+                <w:sz w:val="32"/>
+                <w:szCs w:val="32"/>
+              </w:rPr>
+              <w:t>uÉ</w:t>
+            </w:r>
+            <w:r>
+              <w:rPr>
+                <w:rFonts w:ascii="BRH Malayalam Extra" w:hAnsi="BRH Malayalam Extra" w:cs="BRH Devanagari Extra"/>
+                <w:color w:val="000000"/>
+                <w:szCs w:val="32"/>
+              </w:rPr>
+              <w:t>–</w:t>
+            </w:r>
+            <w:r>
+              <w:rPr>
+                <w:rFonts w:ascii="BRH Malayalam Extra" w:hAnsi="BRH Malayalam Extra" w:cs="BRH Devanagari Extra"/>
+                <w:color w:val="000000"/>
+                <w:szCs w:val="32"/>
+              </w:rPr>
+              <w:t xml:space="preserve"> </w:t>
+            </w:r>
+            <w:r>
+              <w:rPr>
+                <w:rFonts w:ascii="BRH Devanagari Extra" w:hAnsi="BRH Devanagari Extra" w:cs="BRH Devanagari Extra"/>
+                <w:color w:val="000000"/>
+                <w:sz w:val="32"/>
+                <w:szCs w:val="32"/>
+              </w:rPr>
+              <w:t>iÉæMüþzÉTüÉ</w:t>
+            </w:r>
+            <w:r>
+              <w:rPr>
+                <w:rFonts w:ascii="BRH Malayalam Extra" w:hAnsi="BRH Malayalam Extra" w:cs="BRH Devanagari Extra"/>
+                <w:color w:val="000000"/>
+                <w:szCs w:val="32"/>
+              </w:rPr>
+              <w:t>–</w:t>
+            </w:r>
+            <w:r>
+              <w:rPr>
+                <w:rFonts w:ascii="BRH Devanagari Extra" w:hAnsi="BRH Devanagari Extra" w:cs="BRH Devanagari Extra"/>
+                <w:color w:val="000000"/>
+                <w:sz w:val="32"/>
+                <w:szCs w:val="32"/>
+              </w:rPr>
+              <w:t xml:space="preserve"> LMüþzÉTüÉ AxiÉÑ</w:t>
+            </w:r>
+            <w:r>
+              <w:rPr>
+                <w:rFonts w:ascii="BRH Devanagari Extra" w:hAnsi="BRH Devanagari Extra" w:cs="BRH Devanagari Extra"/>
+                <w:color w:val="000000"/>
+                <w:sz w:val="32"/>
+                <w:szCs w:val="32"/>
+                <w:highlight w:val="yellow"/>
+              </w:rPr>
+              <w:t>uÉ</w:t>
+            </w:r>
+            <w:r>
+              <w:rPr>
+                <w:rFonts w:ascii="BRH Malayalam Extra" w:hAnsi="BRH Malayalam Extra" w:cs="BRH Devanagari Extra"/>
+                <w:color w:val="000000"/>
+                <w:szCs w:val="32"/>
+              </w:rPr>
+              <w:t>–</w:t>
+            </w:r>
+            <w:r>
+              <w:rPr>
+                <w:rFonts w:ascii="BRH Devanagari Extra" w:hAnsi="BRH Devanagari Extra" w:cs="BRH Devanagari Extra"/>
+                <w:color w:val="000000"/>
+                <w:sz w:val="32"/>
+                <w:szCs w:val="32"/>
+              </w:rPr>
+              <w:t xml:space="preserve">iÉÉ </w:t>
+            </w:r>
+            <w:r>
+              <w:rPr>
+                <w:rFonts w:ascii="BRH Devanagari Extra" w:hAnsi="BRH Devanagari Extra" w:cs="BRH Devanagari Extra"/>
+                <w:color w:val="000000"/>
+                <w:sz w:val="32"/>
+                <w:szCs w:val="32"/>
+                <w:highlight w:val="yellow"/>
+              </w:rPr>
+              <w:t>xi</w:t>
+            </w:r>
+            <w:r>
+              <w:rPr>
+                <w:rFonts w:ascii="BRH Devanagari Extra" w:hAnsi="BRH Devanagari Extra" w:cs="BRH Devanagari Extra"/>
+                <w:color w:val="000000"/>
+                <w:sz w:val="32"/>
+                <w:szCs w:val="32"/>
+              </w:rPr>
+              <w:t>ÉÑþuÉ</w:t>
+            </w:r>
+            <w:r>
+              <w:rPr>
+                <w:rFonts w:ascii="BRH Malayalam Extra" w:hAnsi="BRH Malayalam Extra" w:cs="BRH Devanagari Extra"/>
+                <w:color w:val="000000"/>
+                <w:szCs w:val="32"/>
+              </w:rPr>
+              <w:t>–</w:t>
+            </w:r>
+            <w:r>
+              <w:rPr>
+                <w:rFonts w:ascii="BRH Malayalam Extra" w:hAnsi="BRH Malayalam Extra" w:cs="BRH Devanagari Extra"/>
+                <w:color w:val="000000"/>
+                <w:szCs w:val="32"/>
+              </w:rPr>
+              <w:t xml:space="preserve"> </w:t>
+            </w:r>
+            <w:r>
+              <w:rPr>
+                <w:rFonts w:ascii="BRH Devanagari Extra" w:hAnsi="BRH Devanagari Extra" w:cs="BRH Devanagari Extra"/>
+                <w:color w:val="000000"/>
+                <w:sz w:val="32"/>
+                <w:szCs w:val="32"/>
+              </w:rPr>
+              <w:t xml:space="preserve">iÉæMüþzÉTüÉÈ | </w:t>
+            </w:r>
+          </w:p>
+        </w:tc>
+        <w:tc>
+          <w:tcPr>
+            <w:tcW w:w="7371" w:type="dxa"/>
+            <w:tcBorders>
+              <w:top w:val="single" w:sz="4" w:space="0" w:color="000000"/>
+              <w:left w:val="single" w:sz="4" w:space="0" w:color="000000"/>
+              <w:bottom w:val="single" w:sz="4" w:space="0" w:color="000000"/>
+              <w:right w:val="single" w:sz="4" w:space="0" w:color="000000"/>
+            </w:tcBorders>
+          </w:tcPr>
+          <w:p>
+            <w:pPr>
+              <w:widowControl w:val="0"/>
+              <w:autoSpaceDE w:val="0"/>
+              <w:autoSpaceDN w:val="0"/>
+              <w:adjustRightInd w:val="0"/>
+              <w:spacing w:before="0" w:line="240" w:lineRule="auto"/>
+              <w:rPr>
+                <w:rFonts w:ascii="BRH Devanagari Extra" w:hAnsi="BRH Devanagari Extra" w:cs="BRH Devanagari Extra"/>
+                <w:color w:val="000000"/>
+                <w:sz w:val="32"/>
+                <w:szCs w:val="32"/>
+              </w:rPr>
+            </w:pPr>
+            <w:r>
+              <w:rPr>
+                <w:rFonts w:ascii="BRH Devanagari Extra" w:hAnsi="BRH Devanagari Extra" w:cs="BRH Devanagari Extra"/>
+                <w:color w:val="000000"/>
+                <w:sz w:val="32"/>
+                <w:szCs w:val="32"/>
+              </w:rPr>
+              <w:t>(</w:t>
+            </w:r>
+            <w:r>
+              <w:rPr>
+                <w:rFonts w:cs="BRH Devanagari Extra"/>
+                <w:color w:val="000000"/>
+                <w:szCs w:val="32"/>
+              </w:rPr>
+              <w:t>31</w:t>
+            </w:r>
+            <w:r>
+              <w:rPr>
+                <w:rFonts w:ascii="BRH Devanagari Extra" w:hAnsi="BRH Devanagari Extra" w:cs="BRH Devanagari Extra"/>
+                <w:color w:val="000000"/>
+                <w:sz w:val="32"/>
+                <w:szCs w:val="32"/>
+              </w:rPr>
+              <w:t>)</w:t>
+            </w:r>
+            <w:r>
+              <w:rPr>
+                <w:rFonts w:cs="BRH Devanagari Extra"/>
+                <w:color w:val="000000"/>
+                <w:szCs w:val="32"/>
+              </w:rPr>
+              <w:t>[P19</w:t>
+            </w:r>
+            <w:r>
+              <w:rPr>
+                <w:rFonts w:ascii="BRH Devanagari Extra" w:hAnsi="BRH Devanagari Extra" w:cs="BRH Devanagari Extra"/>
+                <w:color w:val="000000"/>
+                <w:sz w:val="32"/>
+                <w:szCs w:val="32"/>
+              </w:rPr>
+              <w:t xml:space="preserve">] </w:t>
+            </w:r>
+            <w:r>
+              <w:rPr>
+                <w:rFonts w:cs="BRH Devanagari Extra"/>
+                <w:color w:val="000000"/>
+                <w:szCs w:val="32"/>
+              </w:rPr>
+              <w:t>4</w:t>
+            </w:r>
+            <w:r>
+              <w:rPr>
+                <w:rFonts w:ascii="BRH Devanagari Extra" w:hAnsi="BRH Devanagari Extra" w:cs="BRH Devanagari Extra"/>
+                <w:color w:val="000000"/>
+                <w:sz w:val="32"/>
+                <w:szCs w:val="32"/>
+              </w:rPr>
+              <w:t>.</w:t>
+            </w:r>
+            <w:r>
+              <w:rPr>
+                <w:rFonts w:cs="BRH Devanagari Extra"/>
+                <w:color w:val="000000"/>
+                <w:szCs w:val="32"/>
+              </w:rPr>
+              <w:t>3</w:t>
+            </w:r>
+            <w:r>
+              <w:rPr>
+                <w:rFonts w:ascii="BRH Devanagari Extra" w:hAnsi="BRH Devanagari Extra" w:cs="BRH Devanagari Extra"/>
+                <w:color w:val="000000"/>
+                <w:sz w:val="32"/>
+                <w:szCs w:val="32"/>
+              </w:rPr>
+              <w:t>.</w:t>
+            </w:r>
+            <w:r>
+              <w:rPr>
+                <w:rFonts w:cs="BRH Devanagari Extra"/>
+                <w:color w:val="000000"/>
+                <w:szCs w:val="32"/>
+              </w:rPr>
+              <w:t>10</w:t>
+            </w:r>
+            <w:r>
+              <w:rPr>
+                <w:rFonts w:ascii="BRH Devanagari Extra" w:hAnsi="BRH Devanagari Extra" w:cs="BRH Devanagari Extra"/>
+                <w:color w:val="000000"/>
+                <w:sz w:val="32"/>
+                <w:szCs w:val="32"/>
+              </w:rPr>
+              <w:t>.</w:t>
+            </w:r>
+            <w:r>
+              <w:rPr>
+                <w:rFonts w:cs="BRH Devanagari Extra"/>
+                <w:color w:val="000000"/>
+                <w:szCs w:val="32"/>
+              </w:rPr>
+              <w:t>2</w:t>
+            </w:r>
+            <w:r>
+              <w:rPr>
+                <w:rFonts w:ascii="BRH Devanagari Extra" w:hAnsi="BRH Devanagari Extra" w:cs="BRH Devanagari Extra"/>
+                <w:color w:val="000000"/>
+                <w:sz w:val="32"/>
+                <w:szCs w:val="32"/>
+              </w:rPr>
+              <w:t>(</w:t>
+            </w:r>
+            <w:r>
+              <w:rPr>
+                <w:rFonts w:cs="BRH Devanagari Extra"/>
+                <w:color w:val="000000"/>
+                <w:szCs w:val="32"/>
+              </w:rPr>
+              <w:t>23</w:t>
+            </w:r>
+            <w:r>
+              <w:rPr>
+                <w:rFonts w:ascii="BRH Devanagari Extra" w:hAnsi="BRH Devanagari Extra" w:cs="BRH Devanagari Extra"/>
+                <w:color w:val="000000"/>
+                <w:sz w:val="32"/>
+                <w:szCs w:val="32"/>
+              </w:rPr>
+              <w:t>)-  LMüþÌuÉ</w:t>
+            </w:r>
+            <w:r>
+              <w:rPr>
+                <w:rFonts w:ascii="BRH Devanagari Extra" w:hAnsi="BRH Devanagari Extra" w:cs="BRH Devanagari Extra"/>
+                <w:color w:val="000000"/>
+                <w:sz w:val="26"/>
+                <w:szCs w:val="32"/>
+              </w:rPr>
+              <w:t>óè</w:t>
+            </w:r>
+            <w:r>
+              <w:rPr>
+                <w:rFonts w:ascii="BRH Devanagari Extra" w:hAnsi="BRH Devanagari Extra" w:cs="BRH Devanagari Extra"/>
+                <w:color w:val="000000"/>
+                <w:sz w:val="32"/>
+                <w:szCs w:val="32"/>
+              </w:rPr>
+              <w:t>zÉirÉÉ | A</w:t>
+            </w:r>
+            <w:r>
+              <w:rPr>
+                <w:rFonts w:ascii="BRH Malayalam Extra" w:hAnsi="BRH Malayalam Extra" w:cs="BRH Devanagari Extra"/>
+                <w:color w:val="000000"/>
+                <w:szCs w:val="32"/>
+              </w:rPr>
+              <w:t>–</w:t>
+            </w:r>
+            <w:r>
+              <w:rPr>
+                <w:rFonts w:ascii="BRH Devanagari Extra" w:hAnsi="BRH Devanagari Extra" w:cs="BRH Devanagari Extra"/>
+                <w:color w:val="000000"/>
+                <w:sz w:val="32"/>
+                <w:szCs w:val="32"/>
+              </w:rPr>
+              <w:t>xiÉÑ</w:t>
+            </w:r>
+            <w:r>
+              <w:rPr>
+                <w:rFonts w:ascii="BRH Malayalam Extra" w:hAnsi="BRH Malayalam Extra" w:cs="BRH Devanagari Extra"/>
+                <w:color w:val="000000"/>
+                <w:szCs w:val="32"/>
+              </w:rPr>
+              <w:t>–</w:t>
+            </w:r>
+            <w:r>
+              <w:rPr>
+                <w:rFonts w:ascii="BRH Devanagari Extra" w:hAnsi="BRH Devanagari Extra" w:cs="BRH Devanagari Extra"/>
+                <w:color w:val="000000"/>
+                <w:sz w:val="32"/>
+                <w:szCs w:val="32"/>
+              </w:rPr>
+              <w:t>uÉ</w:t>
+            </w:r>
+            <w:r>
+              <w:rPr>
+                <w:rFonts w:ascii="BRH Malayalam Extra" w:hAnsi="BRH Malayalam Extra" w:cs="BRH Devanagari Extra"/>
+                <w:color w:val="000000"/>
+                <w:szCs w:val="32"/>
+                <w:highlight w:val="green"/>
+              </w:rPr>
+              <w:t>–</w:t>
+            </w:r>
+            <w:r>
+              <w:rPr>
+                <w:rFonts w:ascii="BRH Devanagari Extra" w:hAnsi="BRH Devanagari Extra" w:cs="BRH Devanagari Extra"/>
+                <w:color w:val="000000"/>
+                <w:sz w:val="32"/>
+                <w:szCs w:val="32"/>
+                <w:highlight w:val="green"/>
+              </w:rPr>
+              <w:t>i</w:t>
+            </w:r>
+            <w:r>
+              <w:rPr>
+                <w:rFonts w:ascii="BRH Malayalam Extra" w:hAnsi="BRH Malayalam Extra" w:cs="BRH Devanagari Extra"/>
+                <w:color w:val="000000"/>
+                <w:szCs w:val="32"/>
+                <w:highlight w:val="green"/>
+              </w:rPr>
+              <w:t>–</w:t>
+            </w:r>
+            <w:r>
+              <w:rPr>
+                <w:rFonts w:ascii="BRH Devanagari Extra" w:hAnsi="BRH Devanagari Extra" w:cs="BRH Devanagari Extra"/>
+                <w:color w:val="000000"/>
+                <w:sz w:val="32"/>
+                <w:szCs w:val="32"/>
+                <w:highlight w:val="green"/>
+              </w:rPr>
+              <w:t>É</w:t>
+            </w:r>
+            <w:r>
+              <w:rPr>
+                <w:rFonts w:ascii="BRH Devanagari Extra" w:hAnsi="BRH Devanagari Extra" w:cs="BRH Devanagari Extra"/>
+                <w:color w:val="000000"/>
+                <w:sz w:val="32"/>
+                <w:szCs w:val="32"/>
+              </w:rPr>
+              <w:t xml:space="preserve"> |</w:t>
+            </w:r>
+          </w:p>
+          <w:p>
+            <w:pPr>
+              <w:widowControl w:val="0"/>
+              <w:autoSpaceDE w:val="0"/>
+              <w:autoSpaceDN w:val="0"/>
+              <w:adjustRightInd w:val="0"/>
+              <w:spacing w:before="0" w:line="240" w:lineRule="auto"/>
+              <w:rPr>
+                <w:rFonts w:ascii="BRH Devanagari Extra" w:hAnsi="BRH Devanagari Extra" w:cs="BRH Devanagari Extra"/>
+                <w:color w:val="000000"/>
+                <w:sz w:val="32"/>
+                <w:szCs w:val="32"/>
+              </w:rPr>
+            </w:pPr>
+            <w:r>
+              <w:rPr>
+                <w:rFonts w:ascii="BRH Devanagari Extra" w:hAnsi="BRH Devanagari Extra" w:cs="BRH Devanagari Extra"/>
+                <w:color w:val="000000"/>
+                <w:sz w:val="32"/>
+                <w:szCs w:val="32"/>
+              </w:rPr>
+              <w:t>LMüþÌuÉ</w:t>
+            </w:r>
+            <w:r>
+              <w:rPr>
+                <w:rFonts w:ascii="BRH Devanagari Extra" w:hAnsi="BRH Devanagari Extra" w:cs="BRH Devanagari Extra"/>
+                <w:color w:val="000000"/>
+                <w:sz w:val="26"/>
+                <w:szCs w:val="32"/>
+              </w:rPr>
+              <w:t>óè</w:t>
+            </w:r>
+            <w:r>
+              <w:rPr>
+                <w:rFonts w:ascii="BRH Devanagari Extra" w:hAnsi="BRH Devanagari Extra" w:cs="BRH Devanagari Extra"/>
+                <w:color w:val="000000"/>
+                <w:sz w:val="32"/>
+                <w:szCs w:val="32"/>
+              </w:rPr>
+              <w:t>zÉirÉÉ ÅxiÉ</w:t>
+            </w:r>
+            <w:r>
+              <w:rPr>
+                <w:rFonts w:ascii="BRH Devanagari Extra" w:hAnsi="BRH Devanagari Extra" w:cs="BRH Devanagari Extra"/>
+                <w:color w:val="000000"/>
+                <w:sz w:val="32"/>
+                <w:szCs w:val="32"/>
+                <w:highlight w:val="green"/>
+              </w:rPr>
+              <w:t>ÑuÉ</w:t>
+            </w:r>
+            <w:r>
+              <w:rPr>
+                <w:rFonts w:ascii="BRH Devanagari Extra" w:hAnsi="BRH Devanagari Extra" w:cs="BRH Devanagari Extra"/>
+                <w:color w:val="000000"/>
+                <w:sz w:val="32"/>
+                <w:szCs w:val="32"/>
+              </w:rPr>
+              <w:t xml:space="preserve">iÉÉ </w:t>
+            </w:r>
+            <w:r>
+              <w:rPr>
+                <w:rFonts w:ascii="BRH Devanagari Extra" w:hAnsi="BRH Devanagari Extra" w:cs="BRH Devanagari Extra"/>
+                <w:color w:val="000000"/>
+                <w:sz w:val="32"/>
+                <w:szCs w:val="32"/>
+                <w:highlight w:val="green"/>
+              </w:rPr>
+              <w:t>xiÉ</w:t>
+            </w:r>
+            <w:r>
+              <w:rPr>
+                <w:rFonts w:ascii="BRH Devanagari Extra" w:hAnsi="BRH Devanagari Extra" w:cs="BRH Devanagari Extra"/>
+                <w:color w:val="000000"/>
+                <w:sz w:val="32"/>
+                <w:szCs w:val="32"/>
+              </w:rPr>
+              <w:t>ÑuÉ</w:t>
+            </w:r>
+            <w:r>
+              <w:rPr>
+                <w:rFonts w:ascii="BRH Malayalam Extra" w:hAnsi="BRH Malayalam Extra" w:cs="BRH Devanagari Extra"/>
+                <w:color w:val="000000"/>
+                <w:szCs w:val="32"/>
+              </w:rPr>
+              <w:t>–</w:t>
+            </w:r>
+            <w:r>
+              <w:rPr>
+                <w:rFonts w:ascii="BRH Malayalam Extra" w:hAnsi="BRH Malayalam Extra" w:cs="BRH Devanagari Extra"/>
+                <w:color w:val="000000"/>
+                <w:szCs w:val="32"/>
+              </w:rPr>
+              <w:t xml:space="preserve"> </w:t>
+            </w:r>
+            <w:r>
+              <w:rPr>
+                <w:rFonts w:ascii="BRH Devanagari Extra" w:hAnsi="BRH Devanagari Extra" w:cs="BRH Devanagari Extra"/>
+                <w:color w:val="000000"/>
+                <w:sz w:val="32"/>
+                <w:szCs w:val="32"/>
+              </w:rPr>
+              <w:t>iÉæMüþÌuÉ</w:t>
+            </w:r>
+            <w:r>
+              <w:rPr>
+                <w:rFonts w:ascii="BRH Devanagari Extra" w:hAnsi="BRH Devanagari Extra" w:cs="BRH Devanagari Extra"/>
+                <w:color w:val="000000"/>
+                <w:sz w:val="26"/>
+                <w:szCs w:val="32"/>
+              </w:rPr>
+              <w:t>óè</w:t>
+            </w:r>
+            <w:r>
+              <w:rPr>
+                <w:rFonts w:ascii="BRH Devanagari Extra" w:hAnsi="BRH Devanagari Extra" w:cs="BRH Devanagari Extra"/>
+                <w:color w:val="000000"/>
+                <w:sz w:val="32"/>
+                <w:szCs w:val="32"/>
+              </w:rPr>
+              <w:t>zÉ</w:t>
+            </w:r>
+            <w:r>
+              <w:rPr>
+                <w:rFonts w:ascii="BRH Malayalam Extra" w:hAnsi="BRH Malayalam Extra" w:cs="BRH Devanagari Extra"/>
+                <w:color w:val="000000"/>
+                <w:szCs w:val="32"/>
+              </w:rPr>
+              <w:t>–</w:t>
+            </w:r>
+            <w:r>
+              <w:rPr>
+                <w:rFonts w:ascii="BRH Devanagari Extra" w:hAnsi="BRH Devanagari Extra" w:cs="BRH Devanagari Extra"/>
+                <w:color w:val="000000"/>
+                <w:sz w:val="32"/>
+                <w:szCs w:val="32"/>
+              </w:rPr>
+              <w:t xml:space="preserve"> irÉæMüþÌuÉ</w:t>
+            </w:r>
+            <w:r>
+              <w:rPr>
+                <w:rFonts w:ascii="BRH Devanagari Extra" w:hAnsi="BRH Devanagari Extra" w:cs="BRH Devanagari Extra"/>
+                <w:color w:val="000000"/>
+                <w:sz w:val="26"/>
+                <w:szCs w:val="32"/>
+              </w:rPr>
+              <w:t>óè</w:t>
+            </w:r>
+            <w:r>
+              <w:rPr>
+                <w:rFonts w:ascii="BRH Devanagari Extra" w:hAnsi="BRH Devanagari Extra" w:cs="BRH Devanagari Extra"/>
+                <w:color w:val="000000"/>
+                <w:sz w:val="32"/>
+                <w:szCs w:val="32"/>
+              </w:rPr>
+              <w:t xml:space="preserve">zÉirÉÉ </w:t>
+            </w:r>
+          </w:p>
+          <w:p>
+            <w:pPr>
+              <w:widowControl w:val="0"/>
+              <w:autoSpaceDE w:val="0"/>
+              <w:autoSpaceDN w:val="0"/>
+              <w:adjustRightInd w:val="0"/>
+              <w:spacing w:before="0" w:line="240" w:lineRule="auto"/>
+              <w:rPr>
+                <w:rFonts w:ascii="BRH Devanagari Extra" w:hAnsi="BRH Devanagari Extra" w:cs="BRH Devanagari Extra"/>
+                <w:color w:val="000000"/>
+                <w:sz w:val="32"/>
+                <w:szCs w:val="32"/>
+              </w:rPr>
+            </w:pPr>
+            <w:r>
+              <w:rPr>
+                <w:rFonts w:ascii="BRH Devanagari Extra" w:hAnsi="BRH Devanagari Extra" w:cs="BRH Devanagari Extra"/>
+                <w:color w:val="000000"/>
+                <w:sz w:val="32"/>
+                <w:szCs w:val="32"/>
+              </w:rPr>
+              <w:t>ÅxiÉÑ</w:t>
+            </w:r>
+            <w:r>
+              <w:rPr>
+                <w:rFonts w:ascii="BRH Devanagari Extra" w:hAnsi="BRH Devanagari Extra" w:cs="BRH Devanagari Extra"/>
+                <w:color w:val="000000"/>
+                <w:sz w:val="32"/>
+                <w:szCs w:val="32"/>
+                <w:highlight w:val="green"/>
+              </w:rPr>
+              <w:t>uÉ</w:t>
+            </w:r>
+            <w:r>
+              <w:rPr>
+                <w:rFonts w:ascii="BRH Devanagari Extra" w:hAnsi="BRH Devanagari Extra" w:cs="BRH Devanagari Extra"/>
+                <w:color w:val="000000"/>
+                <w:sz w:val="32"/>
+                <w:szCs w:val="32"/>
+              </w:rPr>
+              <w:t xml:space="preserve">iÉ | </w:t>
+            </w:r>
+          </w:p>
+          <w:p>
+            <w:pPr>
+              <w:widowControl w:val="0"/>
+              <w:autoSpaceDE w:val="0"/>
+              <w:autoSpaceDN w:val="0"/>
+              <w:adjustRightInd w:val="0"/>
+              <w:spacing w:before="0" w:line="240" w:lineRule="auto"/>
+              <w:rPr>
+                <w:rFonts w:ascii="BRH Devanagari Extra" w:hAnsi="BRH Devanagari Extra" w:cs="BRH Devanagari Extra"/>
+                <w:color w:val="000000"/>
+                <w:sz w:val="32"/>
+                <w:szCs w:val="32"/>
+              </w:rPr>
+            </w:pPr>
+            <w:r>
+              <w:rPr>
+                <w:rFonts w:ascii="BRH Devanagari Extra" w:hAnsi="BRH Devanagari Extra" w:cs="BRH Devanagari Extra"/>
+                <w:color w:val="000000"/>
+                <w:sz w:val="32"/>
+                <w:szCs w:val="32"/>
+              </w:rPr>
+              <w:t>(</w:t>
+            </w:r>
+            <w:r>
+              <w:rPr>
+                <w:rFonts w:cs="BRH Devanagari Extra"/>
+                <w:color w:val="000000"/>
+                <w:szCs w:val="32"/>
+              </w:rPr>
+              <w:t>33</w:t>
+            </w:r>
+            <w:r>
+              <w:rPr>
+                <w:rFonts w:ascii="BRH Devanagari Extra" w:hAnsi="BRH Devanagari Extra" w:cs="BRH Devanagari Extra"/>
+                <w:color w:val="000000"/>
+                <w:sz w:val="32"/>
+                <w:szCs w:val="32"/>
+              </w:rPr>
+              <w:t>)</w:t>
+            </w:r>
+            <w:r>
+              <w:rPr>
+                <w:rFonts w:cs="BRH Devanagari Extra"/>
+                <w:color w:val="000000"/>
+                <w:szCs w:val="32"/>
+              </w:rPr>
+              <w:t>[P19</w:t>
+            </w:r>
+            <w:r>
+              <w:rPr>
+                <w:rFonts w:ascii="BRH Devanagari Extra" w:hAnsi="BRH Devanagari Extra" w:cs="BRH Devanagari Extra"/>
+                <w:color w:val="000000"/>
+                <w:sz w:val="32"/>
+                <w:szCs w:val="32"/>
+              </w:rPr>
+              <w:t xml:space="preserve">] </w:t>
+            </w:r>
+            <w:r>
+              <w:rPr>
+                <w:rFonts w:cs="BRH Devanagari Extra"/>
+                <w:color w:val="000000"/>
+                <w:szCs w:val="32"/>
+              </w:rPr>
+              <w:t>4</w:t>
+            </w:r>
+            <w:r>
+              <w:rPr>
+                <w:rFonts w:ascii="BRH Devanagari Extra" w:hAnsi="BRH Devanagari Extra" w:cs="BRH Devanagari Extra"/>
+                <w:color w:val="000000"/>
+                <w:sz w:val="32"/>
+                <w:szCs w:val="32"/>
+              </w:rPr>
+              <w:t>.</w:t>
+            </w:r>
+            <w:r>
+              <w:rPr>
+                <w:rFonts w:cs="BRH Devanagari Extra"/>
+                <w:color w:val="000000"/>
+                <w:szCs w:val="32"/>
+              </w:rPr>
+              <w:t>3</w:t>
+            </w:r>
+            <w:r>
+              <w:rPr>
+                <w:rFonts w:ascii="BRH Devanagari Extra" w:hAnsi="BRH Devanagari Extra" w:cs="BRH Devanagari Extra"/>
+                <w:color w:val="000000"/>
+                <w:sz w:val="32"/>
+                <w:szCs w:val="32"/>
+              </w:rPr>
+              <w:t>.</w:t>
+            </w:r>
+            <w:r>
+              <w:rPr>
+                <w:rFonts w:cs="BRH Devanagari Extra"/>
+                <w:color w:val="000000"/>
+                <w:szCs w:val="32"/>
+              </w:rPr>
+              <w:t>10</w:t>
+            </w:r>
+            <w:r>
+              <w:rPr>
+                <w:rFonts w:ascii="BRH Devanagari Extra" w:hAnsi="BRH Devanagari Extra" w:cs="BRH Devanagari Extra"/>
+                <w:color w:val="000000"/>
+                <w:sz w:val="32"/>
+                <w:szCs w:val="32"/>
+              </w:rPr>
+              <w:t>.</w:t>
+            </w:r>
+            <w:r>
+              <w:rPr>
+                <w:rFonts w:cs="BRH Devanagari Extra"/>
+                <w:color w:val="000000"/>
+                <w:szCs w:val="32"/>
+              </w:rPr>
+              <w:t>2</w:t>
+            </w:r>
+            <w:r>
+              <w:rPr>
+                <w:rFonts w:ascii="BRH Devanagari Extra" w:hAnsi="BRH Devanagari Extra" w:cs="BRH Devanagari Extra"/>
+                <w:color w:val="000000"/>
+                <w:sz w:val="32"/>
+                <w:szCs w:val="32"/>
+              </w:rPr>
+              <w:t>(</w:t>
+            </w:r>
+            <w:r>
+              <w:rPr>
+                <w:rFonts w:cs="BRH Devanagari Extra"/>
+                <w:color w:val="000000"/>
+                <w:szCs w:val="32"/>
+              </w:rPr>
+              <w:t>24</w:t>
+            </w:r>
+            <w:r>
+              <w:rPr>
+                <w:rFonts w:ascii="BRH Devanagari Extra" w:hAnsi="BRH Devanagari Extra" w:cs="BRH Devanagari Extra"/>
+                <w:color w:val="000000"/>
+                <w:sz w:val="32"/>
+                <w:szCs w:val="32"/>
+              </w:rPr>
+              <w:t>)-  A</w:t>
+            </w:r>
+            <w:r>
+              <w:rPr>
+                <w:rFonts w:ascii="BRH Malayalam Extra" w:hAnsi="BRH Malayalam Extra" w:cs="BRH Devanagari Extra"/>
+                <w:color w:val="000000"/>
+                <w:szCs w:val="32"/>
+              </w:rPr>
+              <w:t>–</w:t>
+            </w:r>
+            <w:r>
+              <w:rPr>
+                <w:rFonts w:ascii="BRH Devanagari Extra" w:hAnsi="BRH Devanagari Extra" w:cs="BRH Devanagari Extra"/>
+                <w:color w:val="000000"/>
+                <w:sz w:val="32"/>
+                <w:szCs w:val="32"/>
+              </w:rPr>
+              <w:t>xiÉÑ</w:t>
+            </w:r>
+            <w:r>
+              <w:rPr>
+                <w:rFonts w:ascii="BRH Malayalam Extra" w:hAnsi="BRH Malayalam Extra" w:cs="BRH Devanagari Extra"/>
+                <w:color w:val="000000"/>
+                <w:szCs w:val="32"/>
+              </w:rPr>
+              <w:t>–</w:t>
+            </w:r>
+            <w:r>
+              <w:rPr>
+                <w:rFonts w:ascii="BRH Devanagari Extra" w:hAnsi="BRH Devanagari Extra" w:cs="BRH Devanagari Extra"/>
+                <w:color w:val="000000"/>
+                <w:sz w:val="32"/>
+                <w:szCs w:val="32"/>
+              </w:rPr>
+              <w:t>uÉ</w:t>
+            </w:r>
+            <w:r>
+              <w:rPr>
+                <w:rFonts w:ascii="BRH Malayalam Extra" w:hAnsi="BRH Malayalam Extra" w:cs="BRH Devanagari Extra"/>
+                <w:color w:val="000000"/>
+                <w:szCs w:val="32"/>
+              </w:rPr>
+              <w:t>–</w:t>
+            </w:r>
+            <w:r>
+              <w:rPr>
+                <w:rFonts w:ascii="BRH Devanagari Extra" w:hAnsi="BRH Devanagari Extra" w:cs="BRH Devanagari Extra"/>
+                <w:color w:val="000000"/>
+                <w:sz w:val="32"/>
+                <w:szCs w:val="32"/>
+                <w:highlight w:val="green"/>
+              </w:rPr>
+              <w:t>iÉ</w:t>
+            </w:r>
+            <w:r>
+              <w:rPr>
+                <w:rFonts w:ascii="BRH Malayalam Extra" w:hAnsi="BRH Malayalam Extra" w:cs="BRH Devanagari Extra"/>
+                <w:color w:val="000000"/>
+                <w:szCs w:val="32"/>
+                <w:highlight w:val="green"/>
+              </w:rPr>
+              <w:t>–</w:t>
+            </w:r>
+            <w:r>
+              <w:rPr>
+                <w:rFonts w:ascii="BRH Devanagari Extra" w:hAnsi="BRH Devanagari Extra" w:cs="BRH Devanagari Extra"/>
+                <w:color w:val="000000"/>
+                <w:sz w:val="32"/>
+                <w:szCs w:val="32"/>
+              </w:rPr>
+              <w:t xml:space="preserve"> | LMüþzÉTüÉÈ |</w:t>
+            </w:r>
+          </w:p>
+          <w:p>
+            <w:pPr>
+              <w:widowControl w:val="0"/>
+              <w:autoSpaceDE w:val="0"/>
+              <w:autoSpaceDN w:val="0"/>
+              <w:adjustRightInd w:val="0"/>
+              <w:spacing w:before="0" w:line="240" w:lineRule="auto"/>
+              <w:rPr>
+                <w:rFonts w:cs="BRH Malayalam Extra"/>
+                <w:color w:val="FF0000"/>
+                <w:szCs w:val="40"/>
+              </w:rPr>
+            </w:pPr>
+            <w:r>
+              <w:rPr>
+                <w:rFonts w:ascii="BRH Devanagari Extra" w:hAnsi="BRH Devanagari Extra" w:cs="BRH Devanagari Extra"/>
+                <w:color w:val="000000"/>
+                <w:sz w:val="32"/>
+                <w:szCs w:val="32"/>
+              </w:rPr>
+              <w:t>A</w:t>
+            </w:r>
+            <w:r>
+              <w:rPr>
+                <w:rFonts w:ascii="BRH Malayalam Extra" w:hAnsi="BRH Malayalam Extra" w:cs="BRH Devanagari Extra"/>
+                <w:color w:val="000000"/>
+                <w:szCs w:val="32"/>
+              </w:rPr>
+              <w:t>–</w:t>
+            </w:r>
+            <w:r>
+              <w:rPr>
+                <w:rFonts w:ascii="BRH Devanagari Extra" w:hAnsi="BRH Devanagari Extra" w:cs="BRH Devanagari Extra"/>
+                <w:color w:val="000000"/>
+                <w:sz w:val="32"/>
+                <w:szCs w:val="32"/>
+              </w:rPr>
+              <w:t>xiÉÑ</w:t>
+            </w:r>
+            <w:r>
+              <w:rPr>
+                <w:rFonts w:ascii="BRH Malayalam Extra" w:hAnsi="BRH Malayalam Extra" w:cs="BRH Devanagari Extra"/>
+                <w:color w:val="000000"/>
+                <w:szCs w:val="32"/>
+              </w:rPr>
+              <w:t>–</w:t>
+            </w:r>
+            <w:r>
+              <w:rPr>
+                <w:rFonts w:ascii="BRH Devanagari Extra" w:hAnsi="BRH Devanagari Extra" w:cs="BRH Devanagari Extra"/>
+                <w:color w:val="000000"/>
+                <w:sz w:val="32"/>
+                <w:szCs w:val="32"/>
+              </w:rPr>
+              <w:t>uÉ</w:t>
+            </w:r>
+            <w:r>
+              <w:rPr>
+                <w:rFonts w:ascii="BRH Malayalam Extra" w:hAnsi="BRH Malayalam Extra" w:cs="BRH Devanagari Extra"/>
+                <w:color w:val="000000"/>
+                <w:szCs w:val="32"/>
+              </w:rPr>
+              <w:t>–</w:t>
+            </w:r>
+            <w:r>
+              <w:rPr>
+                <w:rFonts w:ascii="BRH Malayalam Extra" w:hAnsi="BRH Malayalam Extra" w:cs="BRH Devanagari Extra"/>
+                <w:color w:val="000000"/>
+                <w:szCs w:val="32"/>
+              </w:rPr>
+              <w:t xml:space="preserve"> </w:t>
+            </w:r>
+            <w:r>
+              <w:rPr>
+                <w:rFonts w:ascii="BRH Devanagari Extra" w:hAnsi="BRH Devanagari Extra" w:cs="BRH Devanagari Extra"/>
+                <w:color w:val="000000"/>
+                <w:sz w:val="32"/>
+                <w:szCs w:val="32"/>
+              </w:rPr>
+              <w:t>iÉæMüþzÉTüÉ</w:t>
+            </w:r>
+            <w:r>
+              <w:rPr>
+                <w:rFonts w:ascii="BRH Malayalam Extra" w:hAnsi="BRH Malayalam Extra" w:cs="BRH Devanagari Extra"/>
+                <w:color w:val="000000"/>
+                <w:szCs w:val="32"/>
+              </w:rPr>
+              <w:t>–</w:t>
+            </w:r>
+            <w:r>
+              <w:rPr>
+                <w:rFonts w:ascii="BRH Devanagari Extra" w:hAnsi="BRH Devanagari Extra" w:cs="BRH Devanagari Extra"/>
+                <w:color w:val="000000"/>
+                <w:sz w:val="32"/>
+                <w:szCs w:val="32"/>
+              </w:rPr>
+              <w:t xml:space="preserve"> LMüþzÉTüÉ AxiÉÑ</w:t>
+            </w:r>
+            <w:r>
+              <w:rPr>
+                <w:rFonts w:ascii="BRH Devanagari Extra" w:hAnsi="BRH Devanagari Extra" w:cs="BRH Devanagari Extra"/>
+                <w:color w:val="000000"/>
+                <w:sz w:val="32"/>
+                <w:szCs w:val="32"/>
+                <w:highlight w:val="green"/>
+              </w:rPr>
+              <w:t>uÉ</w:t>
+            </w:r>
+            <w:r>
+              <w:rPr>
+                <w:rFonts w:ascii="BRH Devanagari Extra" w:hAnsi="BRH Devanagari Extra" w:cs="BRH Devanagari Extra"/>
+                <w:color w:val="000000"/>
+                <w:sz w:val="32"/>
+                <w:szCs w:val="32"/>
+              </w:rPr>
+              <w:t xml:space="preserve">iÉÉ </w:t>
+            </w:r>
+            <w:r>
+              <w:rPr>
+                <w:rFonts w:ascii="BRH Devanagari Extra" w:hAnsi="BRH Devanagari Extra" w:cs="BRH Devanagari Extra"/>
+                <w:color w:val="000000"/>
+                <w:sz w:val="32"/>
+                <w:szCs w:val="32"/>
+                <w:highlight w:val="green"/>
+              </w:rPr>
+              <w:t>xiÉ</w:t>
+            </w:r>
+            <w:r>
+              <w:rPr>
+                <w:rFonts w:ascii="BRH Devanagari Extra" w:hAnsi="BRH Devanagari Extra" w:cs="BRH Devanagari Extra"/>
+                <w:color w:val="000000"/>
+                <w:sz w:val="32"/>
+                <w:szCs w:val="32"/>
+              </w:rPr>
+              <w:t>ÑuÉ</w:t>
+            </w:r>
+            <w:r>
+              <w:rPr>
+                <w:rFonts w:ascii="BRH Malayalam Extra" w:hAnsi="BRH Malayalam Extra" w:cs="BRH Devanagari Extra"/>
+                <w:color w:val="000000"/>
+                <w:szCs w:val="32"/>
+              </w:rPr>
+              <w:t>–</w:t>
+            </w:r>
+            <w:r>
+              <w:rPr>
+                <w:rFonts w:ascii="BRH Malayalam Extra" w:hAnsi="BRH Malayalam Extra" w:cs="BRH Devanagari Extra"/>
+                <w:color w:val="000000"/>
+                <w:szCs w:val="32"/>
+              </w:rPr>
+              <w:t xml:space="preserve"> </w:t>
+            </w:r>
+            <w:r>
+              <w:rPr>
+                <w:rFonts w:ascii="BRH Devanagari Extra" w:hAnsi="BRH Devanagari Extra" w:cs="BRH Devanagari Extra"/>
+                <w:color w:val="000000"/>
+                <w:sz w:val="32"/>
+                <w:szCs w:val="32"/>
+              </w:rPr>
+              <w:t xml:space="preserve">iÉæMüþzÉTüÉÈ | </w:t>
+            </w:r>
+          </w:p>
+        </w:tc>
+      </w:tr>
+    </w:tbl>
+    <w:p>
+      <w:pPr>
+        <w:spacing w:before="0" w:line="240" w:lineRule="auto"/>
+        <w:jc w:val="center"/>
+        <w:rPr>
+          <w:b/>
+          <w:bCs/>
+          <w:sz w:val="32"/>
+          <w:szCs w:val="32"/>
+          <w:u w:val="single"/>
+        </w:rPr>
+      </w:pPr>
+      <w:r>
+        <w:rPr>
+          <w:b/>
+          <w:bCs/>
+          <w:sz w:val="32"/>
+          <w:szCs w:val="32"/>
+          <w:u w:val="single"/>
+        </w:rPr>
+        <w:t>================</w:t>
+      </w:r>
+    </w:p>
+    <w:p>
+      <w:pPr>
+        <w:spacing w:before="0" w:line="240" w:lineRule="auto"/>
+        <w:jc w:val="center"/>
+        <w:rPr>
+          <w:b/>
+          <w:bCs/>
+          <w:sz w:val="32"/>
+          <w:szCs w:val="32"/>
+          <w:u w:val="single"/>
+        </w:rPr>
+      </w:pPr>
+    </w:p>
     <w:p>
       <w:pPr>
         <w:spacing w:before="0" w:line="240" w:lineRule="auto"/>
@@ -337,7 +2271,6 @@
               </w:rPr>
               <w:t>zNlS</w:t>
             </w:r>
-            <w:proofErr w:type="gramStart"/>
             <w:r>
               <w:rPr>
                 <w:rFonts w:ascii="BRH Malayalam Extra" w:hAnsi="BRH Malayalam Extra" w:cs="BRH Devanagari Extra"/>
@@ -376,19 +2309,7 @@
                 <w:highlight w:val="green"/>
                 <w:lang w:val="en-IN"/>
               </w:rPr>
-              <w:t>replaced</w:t>
-            </w:r>
-            <w:proofErr w:type="gramEnd"/>
-            <w:r>
-              <w:rPr>
-                <w:rFonts w:ascii="Cambria" w:hAnsi="Cambria" w:cs="BRH Malayalam Extra"/>
-                <w:color w:val="000000"/>
-                <w:sz w:val="26"/>
-                <w:szCs w:val="32"/>
-                <w:highlight w:val="green"/>
-                <w:lang w:val="en-IN"/>
-              </w:rPr>
-              <w:t xml:space="preserve"> with correct spelling at various places</w:t>
+              <w:t>replaced with correct spelling at various places</w:t>
             </w:r>
           </w:p>
         </w:tc>
@@ -590,7 +2511,6 @@
               </w:rPr>
               <w:t>(</w:t>
             </w:r>
-            <w:proofErr w:type="gramStart"/>
             <w:r>
               <w:rPr>
                 <w:rFonts w:cs="BRH Devanagari Extra"/>
@@ -614,16 +2534,7 @@
                 <w:color w:val="000000"/>
                 <w:szCs w:val="32"/>
               </w:rPr>
-              <w:t>[</w:t>
-            </w:r>
-            <w:proofErr w:type="gramEnd"/>
-            <w:r>
-              <w:rPr>
-                <w:rFonts w:cs="BRH Devanagari Extra"/>
-                <w:color w:val="000000"/>
-                <w:szCs w:val="32"/>
-              </w:rPr>
-              <w:t>P7</w:t>
+              <w:t>[P7</w:t>
             </w:r>
             <w:r>
               <w:rPr>
@@ -960,6 +2871,7 @@
                 <w:sz w:val="32"/>
                 <w:szCs w:val="32"/>
               </w:rPr>
+              <w:lastRenderedPageBreak/>
               <w:t>kÉëÑ</w:t>
             </w:r>
             <w:r>
@@ -1003,7 +2915,6 @@
               </w:rPr>
               <w:t>(</w:t>
             </w:r>
-            <w:proofErr w:type="gramStart"/>
             <w:r>
               <w:rPr>
                 <w:rFonts w:cs="BRH Devanagari Extra"/>
@@ -1027,16 +2938,7 @@
                 <w:color w:val="000000"/>
                 <w:szCs w:val="32"/>
               </w:rPr>
-              <w:t>[</w:t>
-            </w:r>
-            <w:proofErr w:type="gramEnd"/>
-            <w:r>
-              <w:rPr>
-                <w:rFonts w:cs="BRH Devanagari Extra"/>
-                <w:color w:val="000000"/>
-                <w:szCs w:val="32"/>
-              </w:rPr>
-              <w:t>P7</w:t>
+              <w:t>[P7</w:t>
             </w:r>
             <w:r>
               <w:rPr>
@@ -1319,9 +3221,9 @@
                 <w:sz w:val="32"/>
                 <w:szCs w:val="32"/>
               </w:rPr>
+              <w:lastRenderedPageBreak/>
               <w:t>(</w:t>
             </w:r>
-            <w:proofErr w:type="gramStart"/>
             <w:r>
               <w:rPr>
                 <w:rFonts w:cs="BRH Devanagari Extra"/>
@@ -1345,16 +3247,7 @@
                 <w:color w:val="000000"/>
                 <w:szCs w:val="32"/>
               </w:rPr>
-              <w:t>[</w:t>
-            </w:r>
-            <w:proofErr w:type="gramEnd"/>
-            <w:r>
-              <w:rPr>
-                <w:rFonts w:cs="BRH Devanagari Extra"/>
-                <w:color w:val="000000"/>
-                <w:szCs w:val="32"/>
-              </w:rPr>
-              <w:t>P7</w:t>
+              <w:t>[P7</w:t>
             </w:r>
             <w:r>
               <w:rPr>
@@ -1709,6 +3602,7 @@
                 <w:sz w:val="32"/>
                 <w:szCs w:val="32"/>
               </w:rPr>
+              <w:lastRenderedPageBreak/>
               <w:t>kÉëÑ</w:t>
             </w:r>
             <w:r>
@@ -1752,7 +3646,6 @@
               </w:rPr>
               <w:t>(</w:t>
             </w:r>
-            <w:proofErr w:type="gramStart"/>
             <w:r>
               <w:rPr>
                 <w:rFonts w:cs="BRH Devanagari Extra"/>
@@ -1776,16 +3669,7 @@
                 <w:color w:val="000000"/>
                 <w:szCs w:val="32"/>
               </w:rPr>
-              <w:t>[</w:t>
-            </w:r>
-            <w:proofErr w:type="gramEnd"/>
-            <w:r>
-              <w:rPr>
-                <w:rFonts w:cs="BRH Devanagari Extra"/>
-                <w:color w:val="000000"/>
-                <w:szCs w:val="32"/>
-              </w:rPr>
-              <w:t>P7</w:t>
+              <w:t>[P7</w:t>
             </w:r>
             <w:r>
               <w:rPr>
@@ -2116,9 +4000,9 @@
                 <w:sz w:val="32"/>
                 <w:szCs w:val="32"/>
               </w:rPr>
+              <w:lastRenderedPageBreak/>
               <w:t>(</w:t>
             </w:r>
-            <w:proofErr w:type="gramStart"/>
             <w:r>
               <w:rPr>
                 <w:rFonts w:cs="BRH Devanagari Extra"/>
@@ -2142,16 +4026,7 @@
                 <w:color w:val="000000"/>
                 <w:szCs w:val="32"/>
               </w:rPr>
-              <w:t>[</w:t>
-            </w:r>
-            <w:proofErr w:type="gramEnd"/>
-            <w:r>
-              <w:rPr>
-                <w:rFonts w:cs="BRH Devanagari Extra"/>
-                <w:color w:val="000000"/>
-                <w:szCs w:val="32"/>
-              </w:rPr>
-              <w:t>P8</w:t>
+              <w:t>[P8</w:t>
             </w:r>
             <w:r>
               <w:rPr>
@@ -2526,7 +4401,6 @@
               </w:rPr>
               <w:t>(</w:t>
             </w:r>
-            <w:proofErr w:type="gramStart"/>
             <w:r>
               <w:rPr>
                 <w:rFonts w:cs="BRH Devanagari Extra"/>
@@ -2550,16 +4424,7 @@
                 <w:color w:val="000000"/>
                 <w:szCs w:val="32"/>
               </w:rPr>
-              <w:t>[</w:t>
-            </w:r>
-            <w:proofErr w:type="gramEnd"/>
-            <w:r>
-              <w:rPr>
-                <w:rFonts w:cs="BRH Devanagari Extra"/>
-                <w:color w:val="000000"/>
-                <w:szCs w:val="32"/>
-              </w:rPr>
-              <w:t>P8</w:t>
+              <w:t>[P8</w:t>
             </w:r>
             <w:r>
               <w:rPr>
@@ -2913,10 +4778,8 @@
                 <w:sz w:val="32"/>
                 <w:szCs w:val="32"/>
               </w:rPr>
-              <w:lastRenderedPageBreak/>
               <w:t>(</w:t>
             </w:r>
-            <w:proofErr w:type="gramStart"/>
             <w:r>
               <w:rPr>
                 <w:rFonts w:cs="BRH Devanagari Extra"/>
@@ -2940,16 +4803,7 @@
                 <w:color w:val="000000"/>
                 <w:szCs w:val="32"/>
               </w:rPr>
-              <w:t>[</w:t>
-            </w:r>
-            <w:proofErr w:type="gramEnd"/>
-            <w:r>
-              <w:rPr>
-                <w:rFonts w:cs="BRH Devanagari Extra"/>
-                <w:color w:val="000000"/>
-                <w:szCs w:val="32"/>
-              </w:rPr>
-              <w:t>P8</w:t>
+              <w:t>[P8</w:t>
             </w:r>
             <w:r>
               <w:rPr>
@@ -3205,10 +5059,8 @@
                 <w:sz w:val="32"/>
                 <w:szCs w:val="32"/>
               </w:rPr>
-              <w:lastRenderedPageBreak/>
               <w:t>(</w:t>
             </w:r>
-            <w:proofErr w:type="gramStart"/>
             <w:r>
               <w:rPr>
                 <w:rFonts w:cs="BRH Devanagari Extra"/>
@@ -3232,16 +5084,7 @@
                 <w:color w:val="000000"/>
                 <w:szCs w:val="32"/>
               </w:rPr>
-              <w:t>[</w:t>
-            </w:r>
-            <w:proofErr w:type="gramEnd"/>
-            <w:r>
-              <w:rPr>
-                <w:rFonts w:cs="BRH Devanagari Extra"/>
-                <w:color w:val="000000"/>
-                <w:szCs w:val="32"/>
-              </w:rPr>
-              <w:t>P8</w:t>
+              <w:t>[P8</w:t>
             </w:r>
             <w:r>
               <w:rPr>
@@ -3616,7 +5459,6 @@
               </w:rPr>
               <w:t>(</w:t>
             </w:r>
-            <w:proofErr w:type="gramStart"/>
             <w:r>
               <w:rPr>
                 <w:rFonts w:cs="BRH Devanagari Extra"/>
@@ -3640,16 +5482,7 @@
                 <w:color w:val="000000"/>
                 <w:szCs w:val="32"/>
               </w:rPr>
-              <w:t>[</w:t>
-            </w:r>
-            <w:proofErr w:type="gramEnd"/>
-            <w:r>
-              <w:rPr>
-                <w:rFonts w:cs="BRH Devanagari Extra"/>
-                <w:color w:val="000000"/>
-                <w:szCs w:val="32"/>
-              </w:rPr>
-              <w:t>P8</w:t>
+              <w:t>[P8</w:t>
             </w:r>
             <w:r>
               <w:rPr>
@@ -4003,10 +5836,8 @@
                 <w:sz w:val="32"/>
                 <w:szCs w:val="32"/>
               </w:rPr>
-              <w:lastRenderedPageBreak/>
               <w:t>(</w:t>
             </w:r>
-            <w:proofErr w:type="gramStart"/>
             <w:r>
               <w:rPr>
                 <w:rFonts w:cs="BRH Devanagari Extra"/>
@@ -4030,16 +5861,7 @@
                 <w:color w:val="000000"/>
                 <w:szCs w:val="32"/>
               </w:rPr>
-              <w:t>[</w:t>
-            </w:r>
-            <w:proofErr w:type="gramEnd"/>
-            <w:r>
-              <w:rPr>
-                <w:rFonts w:cs="BRH Devanagari Extra"/>
-                <w:color w:val="000000"/>
-                <w:szCs w:val="32"/>
-              </w:rPr>
-              <w:t>P8</w:t>
+              <w:t>[P8</w:t>
             </w:r>
             <w:r>
               <w:rPr>
@@ -4300,10 +6122,8 @@
                 <w:sz w:val="32"/>
                 <w:szCs w:val="32"/>
               </w:rPr>
-              <w:lastRenderedPageBreak/>
               <w:t>(</w:t>
             </w:r>
-            <w:proofErr w:type="gramStart"/>
             <w:r>
               <w:rPr>
                 <w:rFonts w:cs="BRH Devanagari Extra"/>
@@ -4327,16 +6147,7 @@
                 <w:color w:val="000000"/>
                 <w:szCs w:val="32"/>
               </w:rPr>
-              <w:t>[</w:t>
-            </w:r>
-            <w:proofErr w:type="gramEnd"/>
-            <w:r>
-              <w:rPr>
-                <w:rFonts w:cs="BRH Devanagari Extra"/>
-                <w:color w:val="000000"/>
-                <w:szCs w:val="32"/>
-              </w:rPr>
-              <w:t>P10</w:t>
+              <w:t>[P10</w:t>
             </w:r>
             <w:r>
               <w:rPr>
@@ -4645,7 +6456,6 @@
               </w:rPr>
               <w:t>(</w:t>
             </w:r>
-            <w:proofErr w:type="gramStart"/>
             <w:r>
               <w:rPr>
                 <w:rFonts w:cs="BRH Devanagari Extra"/>
@@ -4669,16 +6479,7 @@
                 <w:color w:val="000000"/>
                 <w:szCs w:val="32"/>
               </w:rPr>
-              <w:t>[</w:t>
-            </w:r>
-            <w:proofErr w:type="gramEnd"/>
-            <w:r>
-              <w:rPr>
-                <w:rFonts w:cs="BRH Devanagari Extra"/>
-                <w:color w:val="000000"/>
-                <w:szCs w:val="32"/>
-              </w:rPr>
-              <w:t>P10</w:t>
+              <w:t>[P10</w:t>
             </w:r>
             <w:r>
               <w:rPr>
@@ -4987,7 +6788,6 @@
               </w:rPr>
               <w:t>(</w:t>
             </w:r>
-            <w:proofErr w:type="gramStart"/>
             <w:r>
               <w:rPr>
                 <w:rFonts w:cs="BRH Devanagari Extra"/>
@@ -5011,16 +6811,7 @@
                 <w:color w:val="000000"/>
                 <w:szCs w:val="32"/>
               </w:rPr>
-              <w:t>[</w:t>
-            </w:r>
-            <w:proofErr w:type="gramEnd"/>
-            <w:r>
-              <w:rPr>
-                <w:rFonts w:cs="BRH Devanagari Extra"/>
-                <w:color w:val="000000"/>
-                <w:szCs w:val="32"/>
-              </w:rPr>
-              <w:t>P10</w:t>
+              <w:t>[P10</w:t>
             </w:r>
             <w:r>
               <w:rPr>
@@ -5309,7 +7100,6 @@
               </w:rPr>
               <w:t>(</w:t>
             </w:r>
-            <w:proofErr w:type="gramStart"/>
             <w:r>
               <w:rPr>
                 <w:rFonts w:cs="BRH Devanagari Extra"/>
@@ -5333,16 +7123,7 @@
                 <w:color w:val="000000"/>
                 <w:szCs w:val="32"/>
               </w:rPr>
-              <w:t>[</w:t>
-            </w:r>
-            <w:proofErr w:type="gramEnd"/>
-            <w:r>
-              <w:rPr>
-                <w:rFonts w:cs="BRH Devanagari Extra"/>
-                <w:color w:val="000000"/>
-                <w:szCs w:val="32"/>
-              </w:rPr>
-              <w:t>P10</w:t>
+              <w:t>[P10</w:t>
             </w:r>
             <w:r>
               <w:rPr>
@@ -5661,9 +7442,9 @@
                 <w:sz w:val="32"/>
                 <w:szCs w:val="32"/>
               </w:rPr>
+              <w:lastRenderedPageBreak/>
               <w:t>(</w:t>
             </w:r>
-            <w:proofErr w:type="gramStart"/>
             <w:r>
               <w:rPr>
                 <w:rFonts w:cs="BRH Devanagari Extra"/>
@@ -5687,16 +7468,7 @@
                 <w:color w:val="000000"/>
                 <w:szCs w:val="32"/>
               </w:rPr>
-              <w:t>[</w:t>
-            </w:r>
-            <w:proofErr w:type="gramEnd"/>
-            <w:r>
-              <w:rPr>
-                <w:rFonts w:cs="BRH Devanagari Extra"/>
-                <w:color w:val="000000"/>
-                <w:szCs w:val="32"/>
-              </w:rPr>
-              <w:t>P17</w:t>
+              <w:t>[P17</w:t>
             </w:r>
             <w:r>
               <w:rPr>
@@ -5948,7 +7720,6 @@
               </w:rPr>
               <w:t>(</w:t>
             </w:r>
-            <w:proofErr w:type="gramStart"/>
             <w:r>
               <w:rPr>
                 <w:rFonts w:cs="BRH Devanagari Extra"/>
@@ -5972,16 +7743,7 @@
                 <w:color w:val="000000"/>
                 <w:szCs w:val="32"/>
               </w:rPr>
-              <w:t>[</w:t>
-            </w:r>
-            <w:proofErr w:type="gramEnd"/>
-            <w:r>
-              <w:rPr>
-                <w:rFonts w:cs="BRH Devanagari Extra"/>
-                <w:color w:val="000000"/>
-                <w:szCs w:val="32"/>
-              </w:rPr>
-              <w:t>P17</w:t>
+              <w:t>[P17</w:t>
             </w:r>
             <w:r>
               <w:rPr>
@@ -6248,7 +8010,6 @@
               </w:rPr>
               <w:t>(</w:t>
             </w:r>
-            <w:proofErr w:type="gramStart"/>
             <w:r>
               <w:rPr>
                 <w:rFonts w:cs="BRH Devanagari Extra"/>
@@ -6272,16 +8033,7 @@
                 <w:color w:val="000000"/>
                 <w:szCs w:val="32"/>
               </w:rPr>
-              <w:t>[</w:t>
-            </w:r>
-            <w:proofErr w:type="gramEnd"/>
-            <w:r>
-              <w:rPr>
-                <w:rFonts w:cs="BRH Devanagari Extra"/>
-                <w:color w:val="000000"/>
-                <w:szCs w:val="32"/>
-              </w:rPr>
-              <w:t>P19</w:t>
+              <w:t>[P19</w:t>
             </w:r>
             <w:r>
               <w:rPr>
@@ -6575,7 +8327,6 @@
               </w:rPr>
               <w:t>(</w:t>
             </w:r>
-            <w:proofErr w:type="gramStart"/>
             <w:r>
               <w:rPr>
                 <w:rFonts w:cs="BRH Devanagari Extra"/>
@@ -6599,16 +8350,7 @@
                 <w:color w:val="000000"/>
                 <w:szCs w:val="32"/>
               </w:rPr>
-              <w:t>[</w:t>
-            </w:r>
-            <w:proofErr w:type="gramEnd"/>
-            <w:r>
-              <w:rPr>
-                <w:rFonts w:cs="BRH Devanagari Extra"/>
-                <w:color w:val="000000"/>
-                <w:szCs w:val="32"/>
-              </w:rPr>
-              <w:t>P19</w:t>
+              <w:t>[P19</w:t>
             </w:r>
             <w:r>
               <w:rPr>
@@ -6907,7 +8649,6 @@
               </w:rPr>
               <w:t>(</w:t>
             </w:r>
-            <w:proofErr w:type="gramStart"/>
             <w:r>
               <w:rPr>
                 <w:rFonts w:cs="BRH Devanagari Extra"/>
@@ -6931,16 +8672,7 @@
                 <w:color w:val="000000"/>
                 <w:szCs w:val="32"/>
               </w:rPr>
-              <w:t>[</w:t>
-            </w:r>
-            <w:proofErr w:type="gramEnd"/>
-            <w:r>
-              <w:rPr>
-                <w:rFonts w:cs="BRH Devanagari Extra"/>
-                <w:color w:val="000000"/>
-                <w:szCs w:val="32"/>
-              </w:rPr>
-              <w:t>P20</w:t>
+              <w:t>[P20</w:t>
             </w:r>
             <w:r>
               <w:rPr>
@@ -7213,7 +8945,6 @@
               </w:rPr>
               <w:t>(</w:t>
             </w:r>
-            <w:proofErr w:type="gramStart"/>
             <w:r>
               <w:rPr>
                 <w:rFonts w:cs="BRH Devanagari Extra"/>
@@ -7237,16 +8968,7 @@
                 <w:color w:val="000000"/>
                 <w:szCs w:val="32"/>
               </w:rPr>
-              <w:t>[</w:t>
-            </w:r>
-            <w:proofErr w:type="gramEnd"/>
-            <w:r>
-              <w:rPr>
-                <w:rFonts w:cs="BRH Devanagari Extra"/>
-                <w:color w:val="000000"/>
-                <w:szCs w:val="32"/>
-              </w:rPr>
-              <w:t>P20</w:t>
+              <w:t>[P20</w:t>
             </w:r>
             <w:r>
               <w:rPr>
@@ -7532,10 +9254,8 @@
                 <w:sz w:val="32"/>
                 <w:szCs w:val="32"/>
               </w:rPr>
-              <w:lastRenderedPageBreak/>
               <w:t>(</w:t>
             </w:r>
-            <w:proofErr w:type="gramStart"/>
             <w:r>
               <w:rPr>
                 <w:rFonts w:cs="BRH Devanagari Extra"/>
@@ -7559,16 +9279,7 @@
                 <w:color w:val="000000"/>
                 <w:szCs w:val="32"/>
               </w:rPr>
-              <w:t>[</w:t>
-            </w:r>
-            <w:proofErr w:type="gramEnd"/>
-            <w:r>
-              <w:rPr>
-                <w:rFonts w:cs="BRH Devanagari Extra"/>
-                <w:color w:val="000000"/>
-                <w:szCs w:val="32"/>
-              </w:rPr>
-              <w:t>P20</w:t>
+              <w:t>[P20</w:t>
             </w:r>
             <w:r>
               <w:rPr>
@@ -7912,7 +9623,6 @@
               </w:rPr>
               <w:t>(</w:t>
             </w:r>
-            <w:proofErr w:type="gramStart"/>
             <w:r>
               <w:rPr>
                 <w:rFonts w:cs="BRH Devanagari Extra"/>
@@ -7936,16 +9646,7 @@
                 <w:color w:val="000000"/>
                 <w:szCs w:val="32"/>
               </w:rPr>
-              <w:t>[</w:t>
-            </w:r>
-            <w:proofErr w:type="gramEnd"/>
-            <w:r>
-              <w:rPr>
-                <w:rFonts w:cs="BRH Devanagari Extra"/>
-                <w:color w:val="000000"/>
-                <w:szCs w:val="32"/>
-              </w:rPr>
-              <w:t>P20</w:t>
+              <w:t>[P20</w:t>
             </w:r>
             <w:r>
               <w:rPr>
@@ -8283,7 +9984,6 @@
               </w:rPr>
               <w:t>(</w:t>
             </w:r>
-            <w:proofErr w:type="gramStart"/>
             <w:r>
               <w:rPr>
                 <w:rFonts w:cs="BRH Devanagari Extra"/>
@@ -8307,16 +10007,7 @@
                 <w:color w:val="000000"/>
                 <w:szCs w:val="32"/>
               </w:rPr>
-              <w:t>[</w:t>
-            </w:r>
-            <w:proofErr w:type="gramEnd"/>
-            <w:r>
-              <w:rPr>
-                <w:rFonts w:cs="BRH Devanagari Extra"/>
-                <w:color w:val="000000"/>
-                <w:szCs w:val="32"/>
-              </w:rPr>
-              <w:t>P21</w:t>
+              <w:t>[P21</w:t>
             </w:r>
             <w:r>
               <w:rPr>
@@ -8506,7 +10197,6 @@
               </w:rPr>
               <w:t>(</w:t>
             </w:r>
-            <w:proofErr w:type="gramStart"/>
             <w:r>
               <w:rPr>
                 <w:rFonts w:cs="BRH Devanagari Extra"/>
@@ -8530,16 +10220,7 @@
                 <w:color w:val="000000"/>
                 <w:szCs w:val="32"/>
               </w:rPr>
-              <w:t>[</w:t>
-            </w:r>
-            <w:proofErr w:type="gramEnd"/>
-            <w:r>
-              <w:rPr>
-                <w:rFonts w:cs="BRH Devanagari Extra"/>
-                <w:color w:val="000000"/>
-                <w:szCs w:val="32"/>
-              </w:rPr>
-              <w:t>P21</w:t>
+              <w:t>[P21</w:t>
             </w:r>
             <w:r>
               <w:rPr>
@@ -8740,9 +10421,9 @@
                 <w:sz w:val="32"/>
                 <w:szCs w:val="32"/>
               </w:rPr>
+              <w:lastRenderedPageBreak/>
               <w:t>(</w:t>
             </w:r>
-            <w:proofErr w:type="gramStart"/>
             <w:r>
               <w:rPr>
                 <w:rFonts w:cs="BRH Devanagari Extra"/>
@@ -8766,16 +10447,7 @@
                 <w:color w:val="000000"/>
                 <w:szCs w:val="32"/>
               </w:rPr>
-              <w:t>[</w:t>
-            </w:r>
-            <w:proofErr w:type="gramEnd"/>
-            <w:r>
-              <w:rPr>
-                <w:rFonts w:cs="BRH Devanagari Extra"/>
-                <w:color w:val="000000"/>
-                <w:szCs w:val="32"/>
-              </w:rPr>
-              <w:t>P22</w:t>
+              <w:t>[P22</w:t>
             </w:r>
             <w:r>
               <w:rPr>
@@ -9210,7 +10882,6 @@
               </w:rPr>
               <w:t>(</w:t>
             </w:r>
-            <w:proofErr w:type="gramStart"/>
             <w:r>
               <w:rPr>
                 <w:rFonts w:cs="BRH Devanagari Extra"/>
@@ -9234,16 +10905,7 @@
                 <w:color w:val="000000"/>
                 <w:szCs w:val="32"/>
               </w:rPr>
-              <w:t>[</w:t>
-            </w:r>
-            <w:proofErr w:type="gramEnd"/>
-            <w:r>
-              <w:rPr>
-                <w:rFonts w:cs="BRH Devanagari Extra"/>
-                <w:color w:val="000000"/>
-                <w:szCs w:val="32"/>
-              </w:rPr>
-              <w:t>P22</w:t>
+              <w:t>[P22</w:t>
             </w:r>
             <w:r>
               <w:rPr>
@@ -9492,7 +11154,6 @@
               </w:rPr>
               <w:t>(</w:t>
             </w:r>
-            <w:proofErr w:type="gramStart"/>
             <w:r>
               <w:rPr>
                 <w:rFonts w:cs="BRH Devanagari Extra"/>
@@ -9516,16 +11177,7 @@
                 <w:color w:val="000000"/>
                 <w:szCs w:val="32"/>
               </w:rPr>
-              <w:t>[</w:t>
-            </w:r>
-            <w:proofErr w:type="gramEnd"/>
-            <w:r>
-              <w:rPr>
-                <w:rFonts w:cs="BRH Devanagari Extra"/>
-                <w:color w:val="000000"/>
-                <w:szCs w:val="32"/>
-              </w:rPr>
-              <w:t>P22</w:t>
+              <w:t>[P22</w:t>
             </w:r>
             <w:r>
               <w:rPr>
@@ -9936,7 +11588,6 @@
               </w:rPr>
               <w:t>(</w:t>
             </w:r>
-            <w:proofErr w:type="gramStart"/>
             <w:r>
               <w:rPr>
                 <w:rFonts w:cs="BRH Devanagari Extra"/>
@@ -9960,16 +11611,7 @@
                 <w:color w:val="000000"/>
                 <w:szCs w:val="32"/>
               </w:rPr>
-              <w:t>[</w:t>
-            </w:r>
-            <w:proofErr w:type="gramEnd"/>
-            <w:r>
-              <w:rPr>
-                <w:rFonts w:cs="BRH Devanagari Extra"/>
-                <w:color w:val="000000"/>
-                <w:szCs w:val="32"/>
-              </w:rPr>
-              <w:t>P22</w:t>
+              <w:t>[P22</w:t>
             </w:r>
             <w:r>
               <w:rPr>
@@ -10215,7 +11857,6 @@
               </w:rPr>
               <w:t>(</w:t>
             </w:r>
-            <w:proofErr w:type="gramStart"/>
             <w:r>
               <w:rPr>
                 <w:rFonts w:cs="BRH Devanagari Extra"/>
@@ -10239,16 +11880,7 @@
                 <w:color w:val="000000"/>
                 <w:szCs w:val="32"/>
               </w:rPr>
-              <w:t>[</w:t>
-            </w:r>
-            <w:proofErr w:type="gramEnd"/>
-            <w:r>
-              <w:rPr>
-                <w:rFonts w:cs="BRH Devanagari Extra"/>
-                <w:color w:val="000000"/>
-                <w:szCs w:val="32"/>
-              </w:rPr>
-              <w:t>P22</w:t>
+              <w:t>[P22</w:t>
             </w:r>
             <w:r>
               <w:rPr>
@@ -10464,7 +12096,6 @@
               </w:rPr>
               <w:t>(</w:t>
             </w:r>
-            <w:proofErr w:type="gramStart"/>
             <w:r>
               <w:rPr>
                 <w:rFonts w:cs="BRH Devanagari Extra"/>
@@ -10488,16 +12119,7 @@
                 <w:color w:val="000000"/>
                 <w:szCs w:val="32"/>
               </w:rPr>
-              <w:t>[</w:t>
-            </w:r>
-            <w:proofErr w:type="gramEnd"/>
-            <w:r>
-              <w:rPr>
-                <w:rFonts w:cs="BRH Devanagari Extra"/>
-                <w:color w:val="000000"/>
-                <w:szCs w:val="32"/>
-              </w:rPr>
-              <w:t>P22</w:t>
+              <w:t>[P22</w:t>
             </w:r>
             <w:r>
               <w:rPr>
@@ -10872,7 +12494,6 @@
               </w:rPr>
               <w:t>(</w:t>
             </w:r>
-            <w:proofErr w:type="gramStart"/>
             <w:r>
               <w:rPr>
                 <w:rFonts w:cs="BRH Devanagari Extra"/>
@@ -10896,16 +12517,7 @@
                 <w:color w:val="000000"/>
                 <w:szCs w:val="32"/>
               </w:rPr>
-              <w:t>[</w:t>
-            </w:r>
-            <w:proofErr w:type="gramEnd"/>
-            <w:r>
-              <w:rPr>
-                <w:rFonts w:cs="BRH Devanagari Extra"/>
-                <w:color w:val="000000"/>
-                <w:szCs w:val="32"/>
-              </w:rPr>
-              <w:t>P22</w:t>
+              <w:t>[P22</w:t>
             </w:r>
             <w:r>
               <w:rPr>
@@ -11121,7 +12733,6 @@
               </w:rPr>
               <w:t>(</w:t>
             </w:r>
-            <w:proofErr w:type="gramStart"/>
             <w:r>
               <w:rPr>
                 <w:rFonts w:cs="BRH Devanagari Extra"/>
@@ -11145,16 +12756,7 @@
                 <w:color w:val="000000"/>
                 <w:szCs w:val="32"/>
               </w:rPr>
-              <w:t>[</w:t>
-            </w:r>
-            <w:proofErr w:type="gramEnd"/>
-            <w:r>
-              <w:rPr>
-                <w:rFonts w:cs="BRH Devanagari Extra"/>
-                <w:color w:val="000000"/>
-                <w:szCs w:val="32"/>
-              </w:rPr>
-              <w:t>P22</w:t>
+              <w:t>[P22</w:t>
             </w:r>
             <w:r>
               <w:rPr>
@@ -11525,10 +13127,8 @@
                 <w:sz w:val="32"/>
                 <w:szCs w:val="32"/>
               </w:rPr>
-              <w:lastRenderedPageBreak/>
               <w:t>(</w:t>
             </w:r>
-            <w:proofErr w:type="gramStart"/>
             <w:r>
               <w:rPr>
                 <w:rFonts w:cs="BRH Devanagari Extra"/>
@@ -11552,16 +13152,7 @@
                 <w:color w:val="000000"/>
                 <w:szCs w:val="32"/>
               </w:rPr>
-              <w:t>[</w:t>
-            </w:r>
-            <w:proofErr w:type="gramEnd"/>
-            <w:r>
-              <w:rPr>
-                <w:rFonts w:cs="BRH Devanagari Extra"/>
-                <w:color w:val="000000"/>
-                <w:szCs w:val="32"/>
-              </w:rPr>
-              <w:t>P23</w:t>
+              <w:t>[P23</w:t>
             </w:r>
             <w:r>
               <w:rPr>
@@ -11785,7 +13376,6 @@
               </w:rPr>
               <w:t>(</w:t>
             </w:r>
-            <w:proofErr w:type="gramStart"/>
             <w:r>
               <w:rPr>
                 <w:rFonts w:cs="BRH Devanagari Extra"/>
@@ -11809,16 +13399,7 @@
                 <w:color w:val="000000"/>
                 <w:szCs w:val="32"/>
               </w:rPr>
-              <w:t>[</w:t>
-            </w:r>
-            <w:proofErr w:type="gramEnd"/>
-            <w:r>
-              <w:rPr>
-                <w:rFonts w:cs="BRH Devanagari Extra"/>
-                <w:color w:val="000000"/>
-                <w:szCs w:val="32"/>
-              </w:rPr>
-              <w:t>P23</w:t>
+              <w:t>[P23</w:t>
             </w:r>
             <w:r>
               <w:rPr>
@@ -12065,7 +13646,6 @@
               </w:rPr>
               <w:t>(</w:t>
             </w:r>
-            <w:proofErr w:type="gramStart"/>
             <w:r>
               <w:rPr>
                 <w:rFonts w:cs="BRH Devanagari Extra"/>
@@ -12089,16 +13669,7 @@
                 <w:color w:val="000000"/>
                 <w:szCs w:val="32"/>
               </w:rPr>
-              <w:t>[</w:t>
-            </w:r>
-            <w:proofErr w:type="gramEnd"/>
-            <w:r>
-              <w:rPr>
-                <w:rFonts w:cs="BRH Devanagari Extra"/>
-                <w:color w:val="000000"/>
-                <w:szCs w:val="32"/>
-              </w:rPr>
-              <w:t>P24</w:t>
+              <w:t>[P24</w:t>
             </w:r>
             <w:r>
               <w:rPr>
@@ -12322,7 +13893,6 @@
               </w:rPr>
               <w:t>(</w:t>
             </w:r>
-            <w:proofErr w:type="gramStart"/>
             <w:r>
               <w:rPr>
                 <w:rFonts w:cs="BRH Devanagari Extra"/>
@@ -12346,16 +13916,7 @@
                 <w:color w:val="000000"/>
                 <w:szCs w:val="32"/>
               </w:rPr>
-              <w:t>[</w:t>
-            </w:r>
-            <w:proofErr w:type="gramEnd"/>
-            <w:r>
-              <w:rPr>
-                <w:rFonts w:cs="BRH Devanagari Extra"/>
-                <w:color w:val="000000"/>
-                <w:szCs w:val="32"/>
-              </w:rPr>
-              <w:t>P24</w:t>
+              <w:t>[P24</w:t>
             </w:r>
             <w:r>
               <w:rPr>
@@ -12590,9 +14151,9 @@
                 <w:sz w:val="32"/>
                 <w:szCs w:val="32"/>
               </w:rPr>
+              <w:lastRenderedPageBreak/>
               <w:t>(</w:t>
             </w:r>
-            <w:proofErr w:type="gramStart"/>
             <w:r>
               <w:rPr>
                 <w:rFonts w:cs="BRH Devanagari Extra"/>
@@ -12616,16 +14177,7 @@
                 <w:color w:val="000000"/>
                 <w:szCs w:val="32"/>
               </w:rPr>
-              <w:t>[</w:t>
-            </w:r>
-            <w:proofErr w:type="gramEnd"/>
-            <w:r>
-              <w:rPr>
-                <w:rFonts w:cs="BRH Devanagari Extra"/>
-                <w:color w:val="000000"/>
-                <w:szCs w:val="32"/>
-              </w:rPr>
-              <w:t>P28</w:t>
+              <w:t>[P28</w:t>
             </w:r>
             <w:r>
               <w:rPr>
@@ -12866,7 +14418,6 @@
               </w:rPr>
               <w:t>(</w:t>
             </w:r>
-            <w:proofErr w:type="gramStart"/>
             <w:r>
               <w:rPr>
                 <w:rFonts w:cs="BRH Devanagari Extra"/>
@@ -12890,16 +14441,7 @@
                 <w:color w:val="000000"/>
                 <w:szCs w:val="32"/>
               </w:rPr>
-              <w:t>[</w:t>
-            </w:r>
-            <w:proofErr w:type="gramEnd"/>
-            <w:r>
-              <w:rPr>
-                <w:rFonts w:cs="BRH Devanagari Extra"/>
-                <w:color w:val="000000"/>
-                <w:szCs w:val="32"/>
-              </w:rPr>
-              <w:t>P28</w:t>
+              <w:t>[P28</w:t>
             </w:r>
             <w:r>
               <w:rPr>
@@ -13145,7 +14687,6 @@
               </w:rPr>
               <w:t>(</w:t>
             </w:r>
-            <w:proofErr w:type="gramStart"/>
             <w:r>
               <w:rPr>
                 <w:rFonts w:cs="BRH Devanagari Extra"/>
@@ -13169,16 +14710,7 @@
                 <w:color w:val="000000"/>
                 <w:szCs w:val="32"/>
               </w:rPr>
-              <w:t>[</w:t>
-            </w:r>
-            <w:proofErr w:type="gramEnd"/>
-            <w:r>
-              <w:rPr>
-                <w:rFonts w:cs="BRH Devanagari Extra"/>
-                <w:color w:val="000000"/>
-                <w:szCs w:val="32"/>
-              </w:rPr>
-              <w:t>P29</w:t>
+              <w:t>[P29</w:t>
             </w:r>
             <w:r>
               <w:rPr>
@@ -13526,7 +15058,6 @@
               </w:rPr>
               <w:t>(</w:t>
             </w:r>
-            <w:proofErr w:type="gramStart"/>
             <w:r>
               <w:rPr>
                 <w:rFonts w:cs="BRH Devanagari Extra"/>
@@ -13550,16 +15081,7 @@
                 <w:color w:val="000000"/>
                 <w:szCs w:val="32"/>
               </w:rPr>
-              <w:t>[</w:t>
-            </w:r>
-            <w:proofErr w:type="gramEnd"/>
-            <w:r>
-              <w:rPr>
-                <w:rFonts w:cs="BRH Devanagari Extra"/>
-                <w:color w:val="000000"/>
-                <w:szCs w:val="32"/>
-              </w:rPr>
-              <w:t>P29</w:t>
+              <w:t>[P29</w:t>
             </w:r>
             <w:r>
               <w:rPr>
@@ -13924,7 +15446,6 @@
               </w:rPr>
               <w:t>(</w:t>
             </w:r>
-            <w:proofErr w:type="gramStart"/>
             <w:r>
               <w:rPr>
                 <w:rFonts w:cs="BRH Devanagari Extra"/>
@@ -13948,16 +15469,7 @@
                 <w:color w:val="000000"/>
                 <w:szCs w:val="32"/>
               </w:rPr>
-              <w:t>[</w:t>
-            </w:r>
-            <w:proofErr w:type="gramEnd"/>
-            <w:r>
-              <w:rPr>
-                <w:rFonts w:cs="BRH Devanagari Extra"/>
-                <w:color w:val="000000"/>
-                <w:szCs w:val="32"/>
-              </w:rPr>
-              <w:t>P29</w:t>
+              <w:t>[P29</w:t>
             </w:r>
             <w:r>
               <w:rPr>
@@ -14241,7 +15753,6 @@
               </w:rPr>
               <w:t>(</w:t>
             </w:r>
-            <w:proofErr w:type="gramStart"/>
             <w:r>
               <w:rPr>
                 <w:rFonts w:cs="BRH Devanagari Extra"/>
@@ -14265,16 +15776,7 @@
                 <w:color w:val="000000"/>
                 <w:szCs w:val="32"/>
               </w:rPr>
-              <w:t>[</w:t>
-            </w:r>
-            <w:proofErr w:type="gramEnd"/>
-            <w:r>
-              <w:rPr>
-                <w:rFonts w:cs="BRH Devanagari Extra"/>
-                <w:color w:val="000000"/>
-                <w:szCs w:val="32"/>
-              </w:rPr>
-              <w:t>P29</w:t>
+              <w:t>[P29</w:t>
             </w:r>
             <w:r>
               <w:rPr>
@@ -14771,7 +16273,6 @@
               </w:rPr>
               <w:t>(</w:t>
             </w:r>
-            <w:proofErr w:type="gramStart"/>
             <w:r>
               <w:rPr>
                 <w:rFonts w:cs="BRH Devanagari Extra"/>
@@ -14795,16 +16296,7 @@
                 <w:color w:val="000000"/>
                 <w:szCs w:val="32"/>
               </w:rPr>
-              <w:t>[</w:t>
-            </w:r>
-            <w:proofErr w:type="gramEnd"/>
-            <w:r>
-              <w:rPr>
-                <w:rFonts w:cs="BRH Devanagari Extra"/>
-                <w:color w:val="000000"/>
-                <w:szCs w:val="32"/>
-              </w:rPr>
-              <w:t>P29</w:t>
+              <w:t>[P29</w:t>
             </w:r>
             <w:r>
               <w:rPr>
@@ -15160,7 +16652,6 @@
               </w:rPr>
               <w:t>(</w:t>
             </w:r>
-            <w:proofErr w:type="gramStart"/>
             <w:r>
               <w:rPr>
                 <w:rFonts w:cs="BRH Devanagari Extra"/>
@@ -15184,16 +16675,7 @@
                 <w:color w:val="000000"/>
                 <w:szCs w:val="32"/>
               </w:rPr>
-              <w:t>[</w:t>
-            </w:r>
-            <w:proofErr w:type="gramEnd"/>
-            <w:r>
-              <w:rPr>
-                <w:rFonts w:cs="BRH Devanagari Extra"/>
-                <w:color w:val="000000"/>
-                <w:szCs w:val="32"/>
-              </w:rPr>
-              <w:t>P29</w:t>
+              <w:t>[P29</w:t>
             </w:r>
             <w:r>
               <w:rPr>
@@ -15504,10 +16986,8 @@
                 <w:sz w:val="32"/>
                 <w:szCs w:val="32"/>
               </w:rPr>
-              <w:lastRenderedPageBreak/>
               <w:t>(</w:t>
             </w:r>
-            <w:proofErr w:type="gramStart"/>
             <w:r>
               <w:rPr>
                 <w:rFonts w:cs="BRH Devanagari Extra"/>
@@ -15531,16 +17011,7 @@
                 <w:color w:val="000000"/>
                 <w:szCs w:val="32"/>
               </w:rPr>
-              <w:t>[</w:t>
-            </w:r>
-            <w:proofErr w:type="gramEnd"/>
-            <w:r>
-              <w:rPr>
-                <w:rFonts w:cs="BRH Devanagari Extra"/>
-                <w:color w:val="000000"/>
-                <w:szCs w:val="32"/>
-              </w:rPr>
-              <w:t>P29</w:t>
+              <w:t>[P29</w:t>
             </w:r>
             <w:r>
               <w:rPr>
@@ -15747,7 +17218,6 @@
               </w:rPr>
               <w:t>(</w:t>
             </w:r>
-            <w:proofErr w:type="gramStart"/>
             <w:r>
               <w:rPr>
                 <w:rFonts w:cs="BRH Devanagari Extra"/>
@@ -15771,16 +17241,7 @@
                 <w:color w:val="000000"/>
                 <w:szCs w:val="32"/>
               </w:rPr>
-              <w:t>[</w:t>
-            </w:r>
-            <w:proofErr w:type="gramEnd"/>
-            <w:r>
-              <w:rPr>
-                <w:rFonts w:cs="BRH Devanagari Extra"/>
-                <w:color w:val="000000"/>
-                <w:szCs w:val="32"/>
-              </w:rPr>
-              <w:t>P29</w:t>
+              <w:t>[P29</w:t>
             </w:r>
             <w:r>
               <w:rPr>
@@ -15992,7 +17453,6 @@
               </w:rPr>
               <w:t>(</w:t>
             </w:r>
-            <w:proofErr w:type="gramStart"/>
             <w:r>
               <w:rPr>
                 <w:rFonts w:cs="BRH Devanagari Extra"/>
@@ -16016,16 +17476,7 @@
                 <w:color w:val="000000"/>
                 <w:szCs w:val="32"/>
               </w:rPr>
-              <w:t>[</w:t>
-            </w:r>
-            <w:proofErr w:type="gramEnd"/>
-            <w:r>
-              <w:rPr>
-                <w:rFonts w:cs="BRH Devanagari Extra"/>
-                <w:color w:val="000000"/>
-                <w:szCs w:val="32"/>
-              </w:rPr>
-              <w:t>P33</w:t>
+              <w:t>[P33</w:t>
             </w:r>
             <w:r>
               <w:rPr>
@@ -16266,7 +17717,6 @@
               </w:rPr>
               <w:t>(</w:t>
             </w:r>
-            <w:proofErr w:type="gramStart"/>
             <w:r>
               <w:rPr>
                 <w:rFonts w:cs="BRH Devanagari Extra"/>
@@ -16290,16 +17740,7 @@
                 <w:color w:val="000000"/>
                 <w:szCs w:val="32"/>
               </w:rPr>
-              <w:t>[</w:t>
-            </w:r>
-            <w:proofErr w:type="gramEnd"/>
-            <w:r>
-              <w:rPr>
-                <w:rFonts w:cs="BRH Devanagari Extra"/>
-                <w:color w:val="000000"/>
-                <w:szCs w:val="32"/>
-              </w:rPr>
-              <w:t>P33</w:t>
+              <w:t>[P33</w:t>
             </w:r>
             <w:r>
               <w:rPr>
@@ -16543,9 +17984,9 @@
                 <w:sz w:val="32"/>
                 <w:szCs w:val="32"/>
               </w:rPr>
+              <w:lastRenderedPageBreak/>
               <w:t>(</w:t>
             </w:r>
-            <w:proofErr w:type="gramStart"/>
             <w:r>
               <w:rPr>
                 <w:rFonts w:cs="BRH Devanagari Extra"/>
@@ -16569,16 +18010,7 @@
                 <w:color w:val="000000"/>
                 <w:szCs w:val="32"/>
               </w:rPr>
-              <w:t>[</w:t>
-            </w:r>
-            <w:proofErr w:type="gramEnd"/>
-            <w:r>
-              <w:rPr>
-                <w:rFonts w:cs="BRH Devanagari Extra"/>
-                <w:color w:val="000000"/>
-                <w:szCs w:val="32"/>
-              </w:rPr>
-              <w:t>P35</w:t>
+              <w:t>[P35</w:t>
             </w:r>
             <w:r>
               <w:rPr>
@@ -16872,7 +18304,6 @@
               </w:rPr>
               <w:t>(</w:t>
             </w:r>
-            <w:proofErr w:type="gramStart"/>
             <w:r>
               <w:rPr>
                 <w:rFonts w:cs="BRH Devanagari Extra"/>
@@ -16896,16 +18327,7 @@
                 <w:color w:val="000000"/>
                 <w:szCs w:val="32"/>
               </w:rPr>
-              <w:t>[</w:t>
-            </w:r>
-            <w:proofErr w:type="gramEnd"/>
-            <w:r>
-              <w:rPr>
-                <w:rFonts w:cs="BRH Devanagari Extra"/>
-                <w:color w:val="000000"/>
-                <w:szCs w:val="32"/>
-              </w:rPr>
-              <w:t>P35</w:t>
+              <w:t>[P35</w:t>
             </w:r>
             <w:r>
               <w:rPr>
@@ -17204,7 +18626,6 @@
               </w:rPr>
               <w:t>(</w:t>
             </w:r>
-            <w:proofErr w:type="gramStart"/>
             <w:r>
               <w:rPr>
                 <w:rFonts w:cs="BRH Devanagari Extra"/>
@@ -17228,16 +18649,7 @@
                 <w:color w:val="000000"/>
                 <w:szCs w:val="32"/>
               </w:rPr>
-              <w:t>[</w:t>
-            </w:r>
-            <w:proofErr w:type="gramEnd"/>
-            <w:r>
-              <w:rPr>
-                <w:rFonts w:cs="BRH Devanagari Extra"/>
-                <w:color w:val="000000"/>
-                <w:szCs w:val="32"/>
-              </w:rPr>
-              <w:t>P36</w:t>
+              <w:t>[P36</w:t>
             </w:r>
             <w:r>
               <w:rPr>
@@ -17542,7 +18954,6 @@
               </w:rPr>
               <w:t>(</w:t>
             </w:r>
-            <w:proofErr w:type="gramStart"/>
             <w:r>
               <w:rPr>
                 <w:rFonts w:cs="BRH Devanagari Extra"/>
@@ -17566,16 +18977,7 @@
                 <w:color w:val="000000"/>
                 <w:szCs w:val="32"/>
               </w:rPr>
-              <w:t>[</w:t>
-            </w:r>
-            <w:proofErr w:type="gramEnd"/>
-            <w:r>
-              <w:rPr>
-                <w:rFonts w:cs="BRH Devanagari Extra"/>
-                <w:color w:val="000000"/>
-                <w:szCs w:val="32"/>
-              </w:rPr>
-              <w:t>P36</w:t>
+              <w:t>[P36</w:t>
             </w:r>
             <w:r>
               <w:rPr>
@@ -17887,7 +19289,6 @@
               </w:rPr>
               <w:t>(</w:t>
             </w:r>
-            <w:proofErr w:type="gramStart"/>
             <w:r>
               <w:rPr>
                 <w:rFonts w:cs="BRH Devanagari Extra"/>
@@ -17911,16 +19312,7 @@
                 <w:color w:val="000000"/>
                 <w:szCs w:val="32"/>
               </w:rPr>
-              <w:t>[</w:t>
-            </w:r>
-            <w:proofErr w:type="gramEnd"/>
-            <w:r>
-              <w:rPr>
-                <w:rFonts w:cs="BRH Devanagari Extra"/>
-                <w:color w:val="000000"/>
-                <w:szCs w:val="32"/>
-              </w:rPr>
-              <w:t>P36</w:t>
+              <w:t>[P36</w:t>
             </w:r>
             <w:r>
               <w:rPr>
@@ -18265,7 +19657,6 @@
               </w:rPr>
               <w:t>(</w:t>
             </w:r>
-            <w:proofErr w:type="gramStart"/>
             <w:r>
               <w:rPr>
                 <w:rFonts w:cs="BRH Devanagari Extra"/>
@@ -18289,16 +19680,7 @@
                 <w:color w:val="000000"/>
                 <w:szCs w:val="32"/>
               </w:rPr>
-              <w:t>[</w:t>
-            </w:r>
-            <w:proofErr w:type="gramEnd"/>
-            <w:r>
-              <w:rPr>
-                <w:rFonts w:cs="BRH Devanagari Extra"/>
-                <w:color w:val="000000"/>
-                <w:szCs w:val="32"/>
-              </w:rPr>
-              <w:t>P36</w:t>
+              <w:t>[P36</w:t>
             </w:r>
             <w:r>
               <w:rPr>
@@ -18732,10 +20114,8 @@
           <w:szCs w:val="32"/>
           <w:u w:val="single"/>
         </w:rPr>
-        <w:lastRenderedPageBreak/>
         <w:t xml:space="preserve">TS </w:t>
       </w:r>
-      <w:proofErr w:type="gramStart"/>
       <w:r>
         <w:rPr>
           <w:b/>
@@ -18764,18 +20144,7 @@
           <w:szCs w:val="32"/>
           <w:u w:val="single"/>
         </w:rPr>
-        <w:t>–</w:t>
-      </w:r>
-      <w:proofErr w:type="gramEnd"/>
-      <w:r>
-        <w:rPr>
-          <w:b/>
-          <w:bCs/>
-          <w:sz w:val="32"/>
-          <w:szCs w:val="32"/>
-          <w:u w:val="single"/>
-        </w:rPr>
-        <w:t xml:space="preserve"> TS </w:t>
+        <w:t xml:space="preserve">– TS </w:t>
       </w:r>
       <w:r>
         <w:rPr>
@@ -19172,6 +20541,7 @@
           <w:szCs w:val="32"/>
           <w:u w:val="single"/>
         </w:rPr>
+        <w:lastRenderedPageBreak/>
         <w:t>==========</w:t>
       </w:r>
     </w:p>
@@ -19190,7 +20560,7 @@
 </file>
 
 <file path=word/endnotes.xml><?xml version="1.0" encoding="utf-8"?>
-<w:endnotes xmlns:wpc="http://schemas.microsoft.com/office/word/2010/wordprocessingCanvas" xmlns:cx="http://schemas.microsoft.com/office/drawing/2014/chartex" xmlns:cx1="http://schemas.microsoft.com/office/drawing/2015/9/8/chartex" xmlns:cx2="http://schemas.microsoft.com/office/drawing/2015/10/21/chartex" xmlns:cx3="http://schemas.microsoft.com/office/drawing/2016/5/9/chartex" xmlns:cx4="http://schemas.microsoft.com/office/drawing/2016/5/10/chartex" xmlns:cx5="http://schemas.microsoft.com/office/drawing/2016/5/11/chartex" xmlns:cx6="http://schemas.microsoft.com/office/drawing/2016/5/12/chartex" xmlns:cx7="http://schemas.microsoft.com/office/drawing/2016/5/13/chartex" xmlns:cx8="http://schemas.microsoft.com/office/drawing/2016/5/14/chartex" xmlns:mc="http://schemas.openxmlformats.org/markup-compatibility/2006" xmlns:aink="http://schemas.microsoft.com/office/drawing/2016/ink" xmlns:am3d="http://schemas.microsoft.com/office/drawing/2017/model3d" xmlns:o="urn:schemas-microsoft-com:office:office" xmlns:oel="http://schemas.microsoft.com/office/2019/extlst" xmlns:r="http://schemas.openxmlformats.org/officeDocument/2006/relationships" xmlns:m="http://schemas.openxmlformats.org/officeDocument/2006/math" xmlns:v="urn:schemas-microsoft-com:vml" xmlns:wp14="http://schemas.microsoft.com/office/word/2010/wordprocessingDrawing" xmlns:wp="http://schemas.openxmlformats.org/drawingml/2006/wordprocessingDrawing" xmlns:w10="urn:schemas-microsoft-com:office:word" xmlns:w="http://schemas.openxmlformats.org/wordprocessingml/2006/main" xmlns:w14="http://schemas.microsoft.com/office/word/2010/wordml" xmlns:w15="http://schemas.microsoft.com/office/word/2012/wordml" xmlns:w16cex="http://schemas.microsoft.com/office/word/2018/wordml/cex" xmlns:w16cid="http://schemas.microsoft.com/office/word/2016/wordml/cid" xmlns:w16="http://schemas.microsoft.com/office/word/2018/wordml" xmlns:w16sdtdh="http://schemas.microsoft.com/office/word/2020/wordml/sdtdatahash" xmlns:w16se="http://schemas.microsoft.com/office/word/2015/wordml/symex" xmlns:wpg="http://schemas.microsoft.com/office/word/2010/wordprocessingGroup" xmlns:wpi="http://schemas.microsoft.com/office/word/2010/wordprocessingInk" xmlns:wne="http://schemas.microsoft.com/office/word/2006/wordml" xmlns:wps="http://schemas.microsoft.com/office/word/2010/wordprocessingShape" mc:Ignorable="w14 w15 w16se w16cid w16 w16cex w16sdtdh wp14">
+<w:endnotes xmlns:wpc="http://schemas.microsoft.com/office/word/2010/wordprocessingCanvas" xmlns:cx="http://schemas.microsoft.com/office/drawing/2014/chartex" xmlns:cx1="http://schemas.microsoft.com/office/drawing/2015/9/8/chartex" xmlns:cx2="http://schemas.microsoft.com/office/drawing/2015/10/21/chartex" xmlns:cx3="http://schemas.microsoft.com/office/drawing/2016/5/9/chartex" xmlns:cx4="http://schemas.microsoft.com/office/drawing/2016/5/10/chartex" xmlns:cx5="http://schemas.microsoft.com/office/drawing/2016/5/11/chartex" xmlns:cx6="http://schemas.microsoft.com/office/drawing/2016/5/12/chartex" xmlns:cx7="http://schemas.microsoft.com/office/drawing/2016/5/13/chartex" xmlns:cx8="http://schemas.microsoft.com/office/drawing/2016/5/14/chartex" xmlns:mc="http://schemas.openxmlformats.org/markup-compatibility/2006" xmlns:aink="http://schemas.microsoft.com/office/drawing/2016/ink" xmlns:am3d="http://schemas.microsoft.com/office/drawing/2017/model3d" xmlns:o="urn:schemas-microsoft-com:office:office" xmlns:oel="http://schemas.microsoft.com/office/2019/extlst" xmlns:r="http://schemas.openxmlformats.org/officeDocument/2006/relationships" xmlns:m="http://schemas.openxmlformats.org/officeDocument/2006/math" xmlns:v="urn:schemas-microsoft-com:vml" xmlns:wp14="http://schemas.microsoft.com/office/word/2010/wordprocessingDrawing" xmlns:wp="http://schemas.openxmlformats.org/drawingml/2006/wordprocessingDrawing" xmlns:w10="urn:schemas-microsoft-com:office:word" xmlns:w="http://schemas.openxmlformats.org/wordprocessingml/2006/main" xmlns:w14="http://schemas.microsoft.com/office/word/2010/wordml" xmlns:w15="http://schemas.microsoft.com/office/word/2012/wordml" xmlns:w16cex="http://schemas.microsoft.com/office/word/2018/wordml/cex" xmlns:w16cid="http://schemas.microsoft.com/office/word/2016/wordml/cid" xmlns:w16="http://schemas.microsoft.com/office/word/2018/wordml" xmlns:w16du="http://schemas.microsoft.com/office/word/2023/wordml/word16du" xmlns:w16sdtdh="http://schemas.microsoft.com/office/word/2020/wordml/sdtdatahash" xmlns:w16sdtfl="http://schemas.microsoft.com/office/word/2024/wordml/sdtformatlock" xmlns:w16se="http://schemas.microsoft.com/office/word/2015/wordml/symex" xmlns:wpg="http://schemas.microsoft.com/office/word/2010/wordprocessingGroup" xmlns:wpi="http://schemas.microsoft.com/office/word/2010/wordprocessingInk" xmlns:wne="http://schemas.microsoft.com/office/word/2006/wordml" xmlns:wps="http://schemas.microsoft.com/office/word/2010/wordprocessingShape" mc:Ignorable="w14 w15 w16se w16cid w16 w16cex w16sdtdh w16sdtfl w16du wp14">
   <w:endnote w:type="separator" w:id="-1">
     <w:p>
       <w:pPr>
@@ -19215,7 +20585,7 @@
 </file>
 
 <file path=word/footer1.xml><?xml version="1.0" encoding="utf-8"?>
-<w:ftr xmlns:wpc="http://schemas.microsoft.com/office/word/2010/wordprocessingCanvas" xmlns:cx="http://schemas.microsoft.com/office/drawing/2014/chartex" xmlns:cx1="http://schemas.microsoft.com/office/drawing/2015/9/8/chartex" xmlns:cx2="http://schemas.microsoft.com/office/drawing/2015/10/21/chartex" xmlns:cx3="http://schemas.microsoft.com/office/drawing/2016/5/9/chartex" xmlns:cx4="http://schemas.microsoft.com/office/drawing/2016/5/10/chartex" xmlns:cx5="http://schemas.microsoft.com/office/drawing/2016/5/11/chartex" xmlns:cx6="http://schemas.microsoft.com/office/drawing/2016/5/12/chartex" xmlns:cx7="http://schemas.microsoft.com/office/drawing/2016/5/13/chartex" xmlns:cx8="http://schemas.microsoft.com/office/drawing/2016/5/14/chartex" xmlns:mc="http://schemas.openxmlformats.org/markup-compatibility/2006" xmlns:aink="http://schemas.microsoft.com/office/drawing/2016/ink" xmlns:am3d="http://schemas.microsoft.com/office/drawing/2017/model3d" xmlns:o="urn:schemas-microsoft-com:office:office" xmlns:oel="http://schemas.microsoft.com/office/2019/extlst" xmlns:r="http://schemas.openxmlformats.org/officeDocument/2006/relationships" xmlns:m="http://schemas.openxmlformats.org/officeDocument/2006/math" xmlns:v="urn:schemas-microsoft-com:vml" xmlns:wp14="http://schemas.microsoft.com/office/word/2010/wordprocessingDrawing" xmlns:wp="http://schemas.openxmlformats.org/drawingml/2006/wordprocessingDrawing" xmlns:w10="urn:schemas-microsoft-com:office:word" xmlns:w="http://schemas.openxmlformats.org/wordprocessingml/2006/main" xmlns:w14="http://schemas.microsoft.com/office/word/2010/wordml" xmlns:w15="http://schemas.microsoft.com/office/word/2012/wordml" xmlns:w16cex="http://schemas.microsoft.com/office/word/2018/wordml/cex" xmlns:w16cid="http://schemas.microsoft.com/office/word/2016/wordml/cid" xmlns:w16="http://schemas.microsoft.com/office/word/2018/wordml" xmlns:w16sdtdh="http://schemas.microsoft.com/office/word/2020/wordml/sdtdatahash" xmlns:w16se="http://schemas.microsoft.com/office/word/2015/wordml/symex" xmlns:wpg="http://schemas.microsoft.com/office/word/2010/wordprocessingGroup" xmlns:wpi="http://schemas.microsoft.com/office/word/2010/wordprocessingInk" xmlns:wne="http://schemas.microsoft.com/office/word/2006/wordml" xmlns:wps="http://schemas.microsoft.com/office/word/2010/wordprocessingShape" mc:Ignorable="w14 w15 w16se w16cid w16 w16cex w16sdtdh wp14">
+<w:ftr xmlns:wpc="http://schemas.microsoft.com/office/word/2010/wordprocessingCanvas" xmlns:cx="http://schemas.microsoft.com/office/drawing/2014/chartex" xmlns:cx1="http://schemas.microsoft.com/office/drawing/2015/9/8/chartex" xmlns:cx2="http://schemas.microsoft.com/office/drawing/2015/10/21/chartex" xmlns:cx3="http://schemas.microsoft.com/office/drawing/2016/5/9/chartex" xmlns:cx4="http://schemas.microsoft.com/office/drawing/2016/5/10/chartex" xmlns:cx5="http://schemas.microsoft.com/office/drawing/2016/5/11/chartex" xmlns:cx6="http://schemas.microsoft.com/office/drawing/2016/5/12/chartex" xmlns:cx7="http://schemas.microsoft.com/office/drawing/2016/5/13/chartex" xmlns:cx8="http://schemas.microsoft.com/office/drawing/2016/5/14/chartex" xmlns:mc="http://schemas.openxmlformats.org/markup-compatibility/2006" xmlns:aink="http://schemas.microsoft.com/office/drawing/2016/ink" xmlns:am3d="http://schemas.microsoft.com/office/drawing/2017/model3d" xmlns:o="urn:schemas-microsoft-com:office:office" xmlns:oel="http://schemas.microsoft.com/office/2019/extlst" xmlns:r="http://schemas.openxmlformats.org/officeDocument/2006/relationships" xmlns:m="http://schemas.openxmlformats.org/officeDocument/2006/math" xmlns:v="urn:schemas-microsoft-com:vml" xmlns:wp14="http://schemas.microsoft.com/office/word/2010/wordprocessingDrawing" xmlns:wp="http://schemas.openxmlformats.org/drawingml/2006/wordprocessingDrawing" xmlns:w10="urn:schemas-microsoft-com:office:word" xmlns:w="http://schemas.openxmlformats.org/wordprocessingml/2006/main" xmlns:w14="http://schemas.microsoft.com/office/word/2010/wordml" xmlns:w15="http://schemas.microsoft.com/office/word/2012/wordml" xmlns:w16cex="http://schemas.microsoft.com/office/word/2018/wordml/cex" xmlns:w16cid="http://schemas.microsoft.com/office/word/2016/wordml/cid" xmlns:w16="http://schemas.microsoft.com/office/word/2018/wordml" xmlns:w16du="http://schemas.microsoft.com/office/word/2023/wordml/word16du" xmlns:w16sdtdh="http://schemas.microsoft.com/office/word/2020/wordml/sdtdatahash" xmlns:w16sdtfl="http://schemas.microsoft.com/office/word/2024/wordml/sdtformatlock" xmlns:w16se="http://schemas.microsoft.com/office/word/2015/wordml/symex" xmlns:wpg="http://schemas.microsoft.com/office/word/2010/wordprocessingGroup" xmlns:wpi="http://schemas.microsoft.com/office/word/2010/wordprocessingInk" xmlns:wne="http://schemas.microsoft.com/office/word/2006/wordml" xmlns:wps="http://schemas.microsoft.com/office/word/2010/wordprocessingShape" mc:Ignorable="w14 w15 w16se w16cid w16 w16cex w16sdtdh w16sdtfl w16du wp14">
   <w:p>
     <w:pPr>
       <w:pBdr>
@@ -19397,7 +20767,7 @@
 </file>
 
 <file path=word/footer2.xml><?xml version="1.0" encoding="utf-8"?>
-<w:ftr xmlns:wpc="http://schemas.microsoft.com/office/word/2010/wordprocessingCanvas" xmlns:cx="http://schemas.microsoft.com/office/drawing/2014/chartex" xmlns:cx1="http://schemas.microsoft.com/office/drawing/2015/9/8/chartex" xmlns:cx2="http://schemas.microsoft.com/office/drawing/2015/10/21/chartex" xmlns:cx3="http://schemas.microsoft.com/office/drawing/2016/5/9/chartex" xmlns:cx4="http://schemas.microsoft.com/office/drawing/2016/5/10/chartex" xmlns:cx5="http://schemas.microsoft.com/office/drawing/2016/5/11/chartex" xmlns:cx6="http://schemas.microsoft.com/office/drawing/2016/5/12/chartex" xmlns:cx7="http://schemas.microsoft.com/office/drawing/2016/5/13/chartex" xmlns:cx8="http://schemas.microsoft.com/office/drawing/2016/5/14/chartex" xmlns:mc="http://schemas.openxmlformats.org/markup-compatibility/2006" xmlns:aink="http://schemas.microsoft.com/office/drawing/2016/ink" xmlns:am3d="http://schemas.microsoft.com/office/drawing/2017/model3d" xmlns:o="urn:schemas-microsoft-com:office:office" xmlns:oel="http://schemas.microsoft.com/office/2019/extlst" xmlns:r="http://schemas.openxmlformats.org/officeDocument/2006/relationships" xmlns:m="http://schemas.openxmlformats.org/officeDocument/2006/math" xmlns:v="urn:schemas-microsoft-com:vml" xmlns:wp14="http://schemas.microsoft.com/office/word/2010/wordprocessingDrawing" xmlns:wp="http://schemas.openxmlformats.org/drawingml/2006/wordprocessingDrawing" xmlns:w10="urn:schemas-microsoft-com:office:word" xmlns:w="http://schemas.openxmlformats.org/wordprocessingml/2006/main" xmlns:w14="http://schemas.microsoft.com/office/word/2010/wordml" xmlns:w15="http://schemas.microsoft.com/office/word/2012/wordml" xmlns:w16cex="http://schemas.microsoft.com/office/word/2018/wordml/cex" xmlns:w16cid="http://schemas.microsoft.com/office/word/2016/wordml/cid" xmlns:w16="http://schemas.microsoft.com/office/word/2018/wordml" xmlns:w16sdtdh="http://schemas.microsoft.com/office/word/2020/wordml/sdtdatahash" xmlns:w16se="http://schemas.microsoft.com/office/word/2015/wordml/symex" xmlns:wpg="http://schemas.microsoft.com/office/word/2010/wordprocessingGroup" xmlns:wpi="http://schemas.microsoft.com/office/word/2010/wordprocessingInk" xmlns:wne="http://schemas.microsoft.com/office/word/2006/wordml" xmlns:wps="http://schemas.microsoft.com/office/word/2010/wordprocessingShape" mc:Ignorable="w14 w15 w16se w16cid w16 w16cex w16sdtdh wp14">
+<w:ftr xmlns:wpc="http://schemas.microsoft.com/office/word/2010/wordprocessingCanvas" xmlns:cx="http://schemas.microsoft.com/office/drawing/2014/chartex" xmlns:cx1="http://schemas.microsoft.com/office/drawing/2015/9/8/chartex" xmlns:cx2="http://schemas.microsoft.com/office/drawing/2015/10/21/chartex" xmlns:cx3="http://schemas.microsoft.com/office/drawing/2016/5/9/chartex" xmlns:cx4="http://schemas.microsoft.com/office/drawing/2016/5/10/chartex" xmlns:cx5="http://schemas.microsoft.com/office/drawing/2016/5/11/chartex" xmlns:cx6="http://schemas.microsoft.com/office/drawing/2016/5/12/chartex" xmlns:cx7="http://schemas.microsoft.com/office/drawing/2016/5/13/chartex" xmlns:cx8="http://schemas.microsoft.com/office/drawing/2016/5/14/chartex" xmlns:mc="http://schemas.openxmlformats.org/markup-compatibility/2006" xmlns:aink="http://schemas.microsoft.com/office/drawing/2016/ink" xmlns:am3d="http://schemas.microsoft.com/office/drawing/2017/model3d" xmlns:o="urn:schemas-microsoft-com:office:office" xmlns:oel="http://schemas.microsoft.com/office/2019/extlst" xmlns:r="http://schemas.openxmlformats.org/officeDocument/2006/relationships" xmlns:m="http://schemas.openxmlformats.org/officeDocument/2006/math" xmlns:v="urn:schemas-microsoft-com:vml" xmlns:wp14="http://schemas.microsoft.com/office/word/2010/wordprocessingDrawing" xmlns:wp="http://schemas.openxmlformats.org/drawingml/2006/wordprocessingDrawing" xmlns:w10="urn:schemas-microsoft-com:office:word" xmlns:w="http://schemas.openxmlformats.org/wordprocessingml/2006/main" xmlns:w14="http://schemas.microsoft.com/office/word/2010/wordml" xmlns:w15="http://schemas.microsoft.com/office/word/2012/wordml" xmlns:w16cex="http://schemas.microsoft.com/office/word/2018/wordml/cex" xmlns:w16cid="http://schemas.microsoft.com/office/word/2016/wordml/cid" xmlns:w16="http://schemas.microsoft.com/office/word/2018/wordml" xmlns:w16du="http://schemas.microsoft.com/office/word/2023/wordml/word16du" xmlns:w16sdtdh="http://schemas.microsoft.com/office/word/2020/wordml/sdtdatahash" xmlns:w16sdtfl="http://schemas.microsoft.com/office/word/2024/wordml/sdtformatlock" xmlns:w16se="http://schemas.microsoft.com/office/word/2015/wordml/symex" xmlns:wpg="http://schemas.microsoft.com/office/word/2010/wordprocessingGroup" xmlns:wpi="http://schemas.microsoft.com/office/word/2010/wordprocessingInk" xmlns:wne="http://schemas.microsoft.com/office/word/2006/wordml" xmlns:wps="http://schemas.microsoft.com/office/word/2010/wordprocessingShape" mc:Ignorable="w14 w15 w16se w16cid w16 w16cex w16sdtdh w16sdtfl w16du wp14">
   <w:p>
     <w:pPr>
       <w:pBdr>
@@ -19603,7 +20973,7 @@
 </file>
 
 <file path=word/footnotes.xml><?xml version="1.0" encoding="utf-8"?>
-<w:footnotes xmlns:wpc="http://schemas.microsoft.com/office/word/2010/wordprocessingCanvas" xmlns:cx="http://schemas.microsoft.com/office/drawing/2014/chartex" xmlns:cx1="http://schemas.microsoft.com/office/drawing/2015/9/8/chartex" xmlns:cx2="http://schemas.microsoft.com/office/drawing/2015/10/21/chartex" xmlns:cx3="http://schemas.microsoft.com/office/drawing/2016/5/9/chartex" xmlns:cx4="http://schemas.microsoft.com/office/drawing/2016/5/10/chartex" xmlns:cx5="http://schemas.microsoft.com/office/drawing/2016/5/11/chartex" xmlns:cx6="http://schemas.microsoft.com/office/drawing/2016/5/12/chartex" xmlns:cx7="http://schemas.microsoft.com/office/drawing/2016/5/13/chartex" xmlns:cx8="http://schemas.microsoft.com/office/drawing/2016/5/14/chartex" xmlns:mc="http://schemas.openxmlformats.org/markup-compatibility/2006" xmlns:aink="http://schemas.microsoft.com/office/drawing/2016/ink" xmlns:am3d="http://schemas.microsoft.com/office/drawing/2017/model3d" xmlns:o="urn:schemas-microsoft-com:office:office" xmlns:oel="http://schemas.microsoft.com/office/2019/extlst" xmlns:r="http://schemas.openxmlformats.org/officeDocument/2006/relationships" xmlns:m="http://schemas.openxmlformats.org/officeDocument/2006/math" xmlns:v="urn:schemas-microsoft-com:vml" xmlns:wp14="http://schemas.microsoft.com/office/word/2010/wordprocessingDrawing" xmlns:wp="http://schemas.openxmlformats.org/drawingml/2006/wordprocessingDrawing" xmlns:w10="urn:schemas-microsoft-com:office:word" xmlns:w="http://schemas.openxmlformats.org/wordprocessingml/2006/main" xmlns:w14="http://schemas.microsoft.com/office/word/2010/wordml" xmlns:w15="http://schemas.microsoft.com/office/word/2012/wordml" xmlns:w16cex="http://schemas.microsoft.com/office/word/2018/wordml/cex" xmlns:w16cid="http://schemas.microsoft.com/office/word/2016/wordml/cid" xmlns:w16="http://schemas.microsoft.com/office/word/2018/wordml" xmlns:w16sdtdh="http://schemas.microsoft.com/office/word/2020/wordml/sdtdatahash" xmlns:w16se="http://schemas.microsoft.com/office/word/2015/wordml/symex" xmlns:wpg="http://schemas.microsoft.com/office/word/2010/wordprocessingGroup" xmlns:wpi="http://schemas.microsoft.com/office/word/2010/wordprocessingInk" xmlns:wne="http://schemas.microsoft.com/office/word/2006/wordml" xmlns:wps="http://schemas.microsoft.com/office/word/2010/wordprocessingShape" mc:Ignorable="w14 w15 w16se w16cid w16 w16cex w16sdtdh wp14">
+<w:footnotes xmlns:wpc="http://schemas.microsoft.com/office/word/2010/wordprocessingCanvas" xmlns:cx="http://schemas.microsoft.com/office/drawing/2014/chartex" xmlns:cx1="http://schemas.microsoft.com/office/drawing/2015/9/8/chartex" xmlns:cx2="http://schemas.microsoft.com/office/drawing/2015/10/21/chartex" xmlns:cx3="http://schemas.microsoft.com/office/drawing/2016/5/9/chartex" xmlns:cx4="http://schemas.microsoft.com/office/drawing/2016/5/10/chartex" xmlns:cx5="http://schemas.microsoft.com/office/drawing/2016/5/11/chartex" xmlns:cx6="http://schemas.microsoft.com/office/drawing/2016/5/12/chartex" xmlns:cx7="http://schemas.microsoft.com/office/drawing/2016/5/13/chartex" xmlns:cx8="http://schemas.microsoft.com/office/drawing/2016/5/14/chartex" xmlns:mc="http://schemas.openxmlformats.org/markup-compatibility/2006" xmlns:aink="http://schemas.microsoft.com/office/drawing/2016/ink" xmlns:am3d="http://schemas.microsoft.com/office/drawing/2017/model3d" xmlns:o="urn:schemas-microsoft-com:office:office" xmlns:oel="http://schemas.microsoft.com/office/2019/extlst" xmlns:r="http://schemas.openxmlformats.org/officeDocument/2006/relationships" xmlns:m="http://schemas.openxmlformats.org/officeDocument/2006/math" xmlns:v="urn:schemas-microsoft-com:vml" xmlns:wp14="http://schemas.microsoft.com/office/word/2010/wordprocessingDrawing" xmlns:wp="http://schemas.openxmlformats.org/drawingml/2006/wordprocessingDrawing" xmlns:w10="urn:schemas-microsoft-com:office:word" xmlns:w="http://schemas.openxmlformats.org/wordprocessingml/2006/main" xmlns:w14="http://schemas.microsoft.com/office/word/2010/wordml" xmlns:w15="http://schemas.microsoft.com/office/word/2012/wordml" xmlns:w16cex="http://schemas.microsoft.com/office/word/2018/wordml/cex" xmlns:w16cid="http://schemas.microsoft.com/office/word/2016/wordml/cid" xmlns:w16="http://schemas.microsoft.com/office/word/2018/wordml" xmlns:w16du="http://schemas.microsoft.com/office/word/2023/wordml/word16du" xmlns:w16sdtdh="http://schemas.microsoft.com/office/word/2020/wordml/sdtdatahash" xmlns:w16sdtfl="http://schemas.microsoft.com/office/word/2024/wordml/sdtformatlock" xmlns:w16se="http://schemas.microsoft.com/office/word/2015/wordml/symex" xmlns:wpg="http://schemas.microsoft.com/office/word/2010/wordprocessingGroup" xmlns:wpi="http://schemas.microsoft.com/office/word/2010/wordprocessingInk" xmlns:wne="http://schemas.microsoft.com/office/word/2006/wordml" xmlns:wps="http://schemas.microsoft.com/office/word/2010/wordprocessingShape" mc:Ignorable="w14 w15 w16se w16cid w16 w16cex w16sdtdh w16sdtfl w16du wp14">
   <w:footnote w:type="separator" w:id="-1">
     <w:p>
       <w:pPr>
@@ -19628,7 +20998,7 @@
 </file>
 
 <file path=word/header1.xml><?xml version="1.0" encoding="utf-8"?>
-<w:hdr xmlns:wpc="http://schemas.microsoft.com/office/word/2010/wordprocessingCanvas" xmlns:cx="http://schemas.microsoft.com/office/drawing/2014/chartex" xmlns:cx1="http://schemas.microsoft.com/office/drawing/2015/9/8/chartex" xmlns:cx2="http://schemas.microsoft.com/office/drawing/2015/10/21/chartex" xmlns:cx3="http://schemas.microsoft.com/office/drawing/2016/5/9/chartex" xmlns:cx4="http://schemas.microsoft.com/office/drawing/2016/5/10/chartex" xmlns:cx5="http://schemas.microsoft.com/office/drawing/2016/5/11/chartex" xmlns:cx6="http://schemas.microsoft.com/office/drawing/2016/5/12/chartex" xmlns:cx7="http://schemas.microsoft.com/office/drawing/2016/5/13/chartex" xmlns:cx8="http://schemas.microsoft.com/office/drawing/2016/5/14/chartex" xmlns:mc="http://schemas.openxmlformats.org/markup-compatibility/2006" xmlns:aink="http://schemas.microsoft.com/office/drawing/2016/ink" xmlns:am3d="http://schemas.microsoft.com/office/drawing/2017/model3d" xmlns:o="urn:schemas-microsoft-com:office:office" xmlns:oel="http://schemas.microsoft.com/office/2019/extlst" xmlns:r="http://schemas.openxmlformats.org/officeDocument/2006/relationships" xmlns:m="http://schemas.openxmlformats.org/officeDocument/2006/math" xmlns:v="urn:schemas-microsoft-com:vml" xmlns:wp14="http://schemas.microsoft.com/office/word/2010/wordprocessingDrawing" xmlns:wp="http://schemas.openxmlformats.org/drawingml/2006/wordprocessingDrawing" xmlns:w10="urn:schemas-microsoft-com:office:word" xmlns:w="http://schemas.openxmlformats.org/wordprocessingml/2006/main" xmlns:w14="http://schemas.microsoft.com/office/word/2010/wordml" xmlns:w15="http://schemas.microsoft.com/office/word/2012/wordml" xmlns:w16cex="http://schemas.microsoft.com/office/word/2018/wordml/cex" xmlns:w16cid="http://schemas.microsoft.com/office/word/2016/wordml/cid" xmlns:w16="http://schemas.microsoft.com/office/word/2018/wordml" xmlns:w16sdtdh="http://schemas.microsoft.com/office/word/2020/wordml/sdtdatahash" xmlns:w16se="http://schemas.microsoft.com/office/word/2015/wordml/symex" xmlns:wpg="http://schemas.microsoft.com/office/word/2010/wordprocessingGroup" xmlns:wpi="http://schemas.microsoft.com/office/word/2010/wordprocessingInk" xmlns:wne="http://schemas.microsoft.com/office/word/2006/wordml" xmlns:wps="http://schemas.microsoft.com/office/word/2010/wordprocessingShape" mc:Ignorable="w14 w15 w16se w16cid w16 w16cex w16sdtdh wp14">
+<w:hdr xmlns:wpc="http://schemas.microsoft.com/office/word/2010/wordprocessingCanvas" xmlns:cx="http://schemas.microsoft.com/office/drawing/2014/chartex" xmlns:cx1="http://schemas.microsoft.com/office/drawing/2015/9/8/chartex" xmlns:cx2="http://schemas.microsoft.com/office/drawing/2015/10/21/chartex" xmlns:cx3="http://schemas.microsoft.com/office/drawing/2016/5/9/chartex" xmlns:cx4="http://schemas.microsoft.com/office/drawing/2016/5/10/chartex" xmlns:cx5="http://schemas.microsoft.com/office/drawing/2016/5/11/chartex" xmlns:cx6="http://schemas.microsoft.com/office/drawing/2016/5/12/chartex" xmlns:cx7="http://schemas.microsoft.com/office/drawing/2016/5/13/chartex" xmlns:cx8="http://schemas.microsoft.com/office/drawing/2016/5/14/chartex" xmlns:mc="http://schemas.openxmlformats.org/markup-compatibility/2006" xmlns:aink="http://schemas.microsoft.com/office/drawing/2016/ink" xmlns:am3d="http://schemas.microsoft.com/office/drawing/2017/model3d" xmlns:o="urn:schemas-microsoft-com:office:office" xmlns:oel="http://schemas.microsoft.com/office/2019/extlst" xmlns:r="http://schemas.openxmlformats.org/officeDocument/2006/relationships" xmlns:m="http://schemas.openxmlformats.org/officeDocument/2006/math" xmlns:v="urn:schemas-microsoft-com:vml" xmlns:wp14="http://schemas.microsoft.com/office/word/2010/wordprocessingDrawing" xmlns:wp="http://schemas.openxmlformats.org/drawingml/2006/wordprocessingDrawing" xmlns:w10="urn:schemas-microsoft-com:office:word" xmlns:w="http://schemas.openxmlformats.org/wordprocessingml/2006/main" xmlns:w14="http://schemas.microsoft.com/office/word/2010/wordml" xmlns:w15="http://schemas.microsoft.com/office/word/2012/wordml" xmlns:w16cex="http://schemas.microsoft.com/office/word/2018/wordml/cex" xmlns:w16cid="http://schemas.microsoft.com/office/word/2016/wordml/cid" xmlns:w16="http://schemas.microsoft.com/office/word/2018/wordml" xmlns:w16du="http://schemas.microsoft.com/office/word/2023/wordml/word16du" xmlns:w16sdtdh="http://schemas.microsoft.com/office/word/2020/wordml/sdtdatahash" xmlns:w16sdtfl="http://schemas.microsoft.com/office/word/2024/wordml/sdtformatlock" xmlns:w16se="http://schemas.microsoft.com/office/word/2015/wordml/symex" xmlns:wpg="http://schemas.microsoft.com/office/word/2010/wordprocessingGroup" xmlns:wpi="http://schemas.microsoft.com/office/word/2010/wordprocessingInk" xmlns:wne="http://schemas.microsoft.com/office/word/2006/wordml" xmlns:wps="http://schemas.microsoft.com/office/word/2010/wordprocessingShape" mc:Ignorable="w14 w15 w16se w16cid w16 w16cex w16sdtdh w16sdtfl w16du wp14">
   <w:p>
     <w:pPr>
       <w:pStyle w:val="Header"/>
@@ -19649,7 +21019,7 @@
 </file>
 
 <file path=word/header2.xml><?xml version="1.0" encoding="utf-8"?>
-<w:hdr xmlns:wpc="http://schemas.microsoft.com/office/word/2010/wordprocessingCanvas" xmlns:cx="http://schemas.microsoft.com/office/drawing/2014/chartex" xmlns:cx1="http://schemas.microsoft.com/office/drawing/2015/9/8/chartex" xmlns:cx2="http://schemas.microsoft.com/office/drawing/2015/10/21/chartex" xmlns:cx3="http://schemas.microsoft.com/office/drawing/2016/5/9/chartex" xmlns:cx4="http://schemas.microsoft.com/office/drawing/2016/5/10/chartex" xmlns:cx5="http://schemas.microsoft.com/office/drawing/2016/5/11/chartex" xmlns:cx6="http://schemas.microsoft.com/office/drawing/2016/5/12/chartex" xmlns:cx7="http://schemas.microsoft.com/office/drawing/2016/5/13/chartex" xmlns:cx8="http://schemas.microsoft.com/office/drawing/2016/5/14/chartex" xmlns:mc="http://schemas.openxmlformats.org/markup-compatibility/2006" xmlns:aink="http://schemas.microsoft.com/office/drawing/2016/ink" xmlns:am3d="http://schemas.microsoft.com/office/drawing/2017/model3d" xmlns:o="urn:schemas-microsoft-com:office:office" xmlns:oel="http://schemas.microsoft.com/office/2019/extlst" xmlns:r="http://schemas.openxmlformats.org/officeDocument/2006/relationships" xmlns:m="http://schemas.openxmlformats.org/officeDocument/2006/math" xmlns:v="urn:schemas-microsoft-com:vml" xmlns:wp14="http://schemas.microsoft.com/office/word/2010/wordprocessingDrawing" xmlns:wp="http://schemas.openxmlformats.org/drawingml/2006/wordprocessingDrawing" xmlns:w10="urn:schemas-microsoft-com:office:word" xmlns:w="http://schemas.openxmlformats.org/wordprocessingml/2006/main" xmlns:w14="http://schemas.microsoft.com/office/word/2010/wordml" xmlns:w15="http://schemas.microsoft.com/office/word/2012/wordml" xmlns:w16cex="http://schemas.microsoft.com/office/word/2018/wordml/cex" xmlns:w16cid="http://schemas.microsoft.com/office/word/2016/wordml/cid" xmlns:w16="http://schemas.microsoft.com/office/word/2018/wordml" xmlns:w16sdtdh="http://schemas.microsoft.com/office/word/2020/wordml/sdtdatahash" xmlns:w16se="http://schemas.microsoft.com/office/word/2015/wordml/symex" xmlns:wpg="http://schemas.microsoft.com/office/word/2010/wordprocessingGroup" xmlns:wpi="http://schemas.microsoft.com/office/word/2010/wordprocessingInk" xmlns:wne="http://schemas.microsoft.com/office/word/2006/wordml" xmlns:wps="http://schemas.microsoft.com/office/word/2010/wordprocessingShape" mc:Ignorable="w14 w15 w16se w16cid w16 w16cex w16sdtdh wp14">
+<w:hdr xmlns:wpc="http://schemas.microsoft.com/office/word/2010/wordprocessingCanvas" xmlns:cx="http://schemas.microsoft.com/office/drawing/2014/chartex" xmlns:cx1="http://schemas.microsoft.com/office/drawing/2015/9/8/chartex" xmlns:cx2="http://schemas.microsoft.com/office/drawing/2015/10/21/chartex" xmlns:cx3="http://schemas.microsoft.com/office/drawing/2016/5/9/chartex" xmlns:cx4="http://schemas.microsoft.com/office/drawing/2016/5/10/chartex" xmlns:cx5="http://schemas.microsoft.com/office/drawing/2016/5/11/chartex" xmlns:cx6="http://schemas.microsoft.com/office/drawing/2016/5/12/chartex" xmlns:cx7="http://schemas.microsoft.com/office/drawing/2016/5/13/chartex" xmlns:cx8="http://schemas.microsoft.com/office/drawing/2016/5/14/chartex" xmlns:mc="http://schemas.openxmlformats.org/markup-compatibility/2006" xmlns:aink="http://schemas.microsoft.com/office/drawing/2016/ink" xmlns:am3d="http://schemas.microsoft.com/office/drawing/2017/model3d" xmlns:o="urn:schemas-microsoft-com:office:office" xmlns:oel="http://schemas.microsoft.com/office/2019/extlst" xmlns:r="http://schemas.openxmlformats.org/officeDocument/2006/relationships" xmlns:m="http://schemas.openxmlformats.org/officeDocument/2006/math" xmlns:v="urn:schemas-microsoft-com:vml" xmlns:wp14="http://schemas.microsoft.com/office/word/2010/wordprocessingDrawing" xmlns:wp="http://schemas.openxmlformats.org/drawingml/2006/wordprocessingDrawing" xmlns:w10="urn:schemas-microsoft-com:office:word" xmlns:w="http://schemas.openxmlformats.org/wordprocessingml/2006/main" xmlns:w14="http://schemas.microsoft.com/office/word/2010/wordml" xmlns:w15="http://schemas.microsoft.com/office/word/2012/wordml" xmlns:w16cex="http://schemas.microsoft.com/office/word/2018/wordml/cex" xmlns:w16cid="http://schemas.microsoft.com/office/word/2016/wordml/cid" xmlns:w16="http://schemas.microsoft.com/office/word/2018/wordml" xmlns:w16du="http://schemas.microsoft.com/office/word/2023/wordml/word16du" xmlns:w16sdtdh="http://schemas.microsoft.com/office/word/2020/wordml/sdtdatahash" xmlns:w16sdtfl="http://schemas.microsoft.com/office/word/2024/wordml/sdtformatlock" xmlns:w16se="http://schemas.microsoft.com/office/word/2015/wordml/symex" xmlns:wpg="http://schemas.microsoft.com/office/word/2010/wordprocessingGroup" xmlns:wpi="http://schemas.microsoft.com/office/word/2010/wordprocessingInk" xmlns:wne="http://schemas.microsoft.com/office/word/2006/wordml" xmlns:wps="http://schemas.microsoft.com/office/word/2010/wordprocessingShape" mc:Ignorable="w14 w15 w16se w16cid w16 w16cex w16sdtdh w16sdtfl w16du wp14">
   <w:p>
     <w:pPr>
       <w:pStyle w:val="Header"/>
@@ -19662,7 +21032,7 @@
 </file>
 
 <file path=word/styles.xml><?xml version="1.0" encoding="utf-8"?>
-<w:styles xmlns:mc="http://schemas.openxmlformats.org/markup-compatibility/2006" xmlns:r="http://schemas.openxmlformats.org/officeDocument/2006/relationships" xmlns:w="http://schemas.openxmlformats.org/wordprocessingml/2006/main" xmlns:w14="http://schemas.microsoft.com/office/word/2010/wordml" xmlns:w15="http://schemas.microsoft.com/office/word/2012/wordml" xmlns:w16cex="http://schemas.microsoft.com/office/word/2018/wordml/cex" xmlns:w16cid="http://schemas.microsoft.com/office/word/2016/wordml/cid" xmlns:w16="http://schemas.microsoft.com/office/word/2018/wordml" xmlns:w16sdtdh="http://schemas.microsoft.com/office/word/2020/wordml/sdtdatahash" xmlns:w16se="http://schemas.microsoft.com/office/word/2015/wordml/symex" mc:Ignorable="w14 w15 w16se w16cid w16 w16cex w16sdtdh">
+<w:styles xmlns:mc="http://schemas.openxmlformats.org/markup-compatibility/2006" xmlns:r="http://schemas.openxmlformats.org/officeDocument/2006/relationships" xmlns:w="http://schemas.openxmlformats.org/wordprocessingml/2006/main" xmlns:w14="http://schemas.microsoft.com/office/word/2010/wordml" xmlns:w15="http://schemas.microsoft.com/office/word/2012/wordml" xmlns:w16cex="http://schemas.microsoft.com/office/word/2018/wordml/cex" xmlns:w16cid="http://schemas.microsoft.com/office/word/2016/wordml/cid" xmlns:w16="http://schemas.microsoft.com/office/word/2018/wordml" xmlns:w16du="http://schemas.microsoft.com/office/word/2023/wordml/word16du" xmlns:w16sdtdh="http://schemas.microsoft.com/office/word/2020/wordml/sdtdatahash" xmlns:w16sdtfl="http://schemas.microsoft.com/office/word/2024/wordml/sdtformatlock" xmlns:w16se="http://schemas.microsoft.com/office/word/2015/wordml/symex" mc:Ignorable="w14 w15 w16se w16cid w16 w16cex w16sdtdh w16sdtfl w16du">
   <w:docDefaults>
     <w:rPrDefault>
       <w:rPr>
